--- a/files/Curriculum_Vitae_Nicolas_Leenaerts.docx
+++ b/files/Curriculum_Vitae_Nicolas_Leenaerts.docx
@@ -145,8 +145,6 @@
       <w:r>
         <w:t>Harvard University</w:t>
       </w:r>
-      <w:bookmarkStart w:id="1" w:name="_GoBack"/>
-      <w:bookmarkEnd w:id="1"/>
     </w:p>
     <w:p>
       <w:r>
@@ -529,12 +527,12 @@
     </w:p>
     <w:tbl>
       <w:tblPr>
-        <w:tblW w:w="0" w:type="auto"/>
+        <w:tblW w:w="9498" w:type="dxa"/>
         <w:tblLook w:val="04A0" w:firstRow="1" w:lastRow="0" w:firstColumn="1" w:lastColumn="0" w:noHBand="0" w:noVBand="1"/>
       </w:tblPr>
       <w:tblGrid>
         <w:gridCol w:w="1838"/>
-        <w:gridCol w:w="7172"/>
+        <w:gridCol w:w="7660"/>
       </w:tblGrid>
       <w:tr>
         <w:trPr>
@@ -546,45 +544,42 @@
           </w:tcPr>
           <w:p>
             <w:r>
-              <w:t>2024</w:t>
-            </w:r>
-          </w:p>
-        </w:tc>
-        <w:tc>
-          <w:tcPr>
-            <w:tcW w:w="7172" w:type="dxa"/>
-          </w:tcPr>
-          <w:p>
-            <w:pPr>
-              <w:rPr>
-                <w:b/>
-              </w:rPr>
-            </w:pPr>
-            <w:r>
-              <w:rPr>
-                <w:b/>
-              </w:rPr>
-              <w:t>Reinforcement Learning Specialization</w:t>
-            </w:r>
-            <w:r>
-              <w:rPr>
-                <w:b/>
-              </w:rPr>
-              <w:br/>
-            </w:r>
-            <w:r>
-              <w:rPr>
-                <w:sz w:val="20"/>
-                <w:szCs w:val="20"/>
-              </w:rPr>
-              <w:t>University of Alberta</w:t>
-            </w:r>
-            <w:r>
-              <w:rPr>
-                <w:sz w:val="20"/>
-                <w:szCs w:val="20"/>
-              </w:rPr>
-              <w:t xml:space="preserve"> (Online)</w:t>
+              <w:t>2026</w:t>
+            </w:r>
+          </w:p>
+        </w:tc>
+        <w:tc>
+          <w:tcPr>
+            <w:tcW w:w="7660" w:type="dxa"/>
+          </w:tcPr>
+          <w:p>
+            <w:pPr>
+              <w:rPr>
+                <w:b/>
+                <w:bCs/>
+              </w:rPr>
+            </w:pPr>
+            <w:r>
+              <w:rPr>
+                <w:b/>
+                <w:bCs/>
+              </w:rPr>
+              <w:t>Methods for Adapting and Personalizing Cancer Control Interventions</w:t>
+            </w:r>
+          </w:p>
+          <w:p>
+            <w:pPr>
+              <w:rPr>
+                <w:sz w:val="20"/>
+                <w:szCs w:val="20"/>
+              </w:rPr>
+            </w:pPr>
+            <w:r>
+              <w:rPr>
+                <w:sz w:val="20"/>
+                <w:szCs w:val="20"/>
+              </w:rPr>
+              <w:t xml:space="preserve">University of Michigan </w:t>
             </w:r>
           </w:p>
         </w:tc>
@@ -599,42 +594,42 @@
           </w:tcPr>
           <w:p>
             <w:r>
-              <w:t>202</w:t>
-            </w:r>
-            <w:r>
-              <w:t>2</w:t>
-            </w:r>
-          </w:p>
-        </w:tc>
-        <w:tc>
-          <w:tcPr>
-            <w:tcW w:w="7172" w:type="dxa"/>
-          </w:tcPr>
-          <w:p>
-            <w:pPr>
-              <w:rPr>
-                <w:b/>
-              </w:rPr>
-            </w:pPr>
-            <w:r>
-              <w:rPr>
-                <w:b/>
-              </w:rPr>
-              <w:t>Multivariate Statistics</w:t>
-            </w:r>
-          </w:p>
-          <w:p>
-            <w:pPr>
-              <w:rPr>
-                <w:b/>
-              </w:rPr>
-            </w:pPr>
-            <w:r>
-              <w:rPr>
-                <w:sz w:val="20"/>
-                <w:szCs w:val="20"/>
-              </w:rPr>
-              <w:t>KU Leuven, Belgium</w:t>
+              <w:t>2025</w:t>
+            </w:r>
+          </w:p>
+        </w:tc>
+        <w:tc>
+          <w:tcPr>
+            <w:tcW w:w="7660" w:type="dxa"/>
+          </w:tcPr>
+          <w:p>
+            <w:pPr>
+              <w:rPr>
+                <w:b/>
+                <w:bCs/>
+              </w:rPr>
+            </w:pPr>
+            <w:r>
+              <w:rPr>
+                <w:b/>
+                <w:bCs/>
+              </w:rPr>
+              <w:t>Generative AI for graduate students and postdocs</w:t>
+            </w:r>
+          </w:p>
+          <w:p>
+            <w:pPr>
+              <w:rPr>
+                <w:b/>
+                <w:bCs/>
+              </w:rPr>
+            </w:pPr>
+            <w:r>
+              <w:rPr>
+                <w:sz w:val="20"/>
+                <w:szCs w:val="20"/>
+              </w:rPr>
+              <w:t>Harvard University</w:t>
             </w:r>
           </w:p>
         </w:tc>
@@ -649,13 +644,166 @@
           </w:tcPr>
           <w:p>
             <w:r>
+              <w:t>2025</w:t>
+            </w:r>
+          </w:p>
+        </w:tc>
+        <w:tc>
+          <w:tcPr>
+            <w:tcW w:w="7660" w:type="dxa"/>
+          </w:tcPr>
+          <w:p>
+            <w:pPr>
+              <w:rPr>
+                <w:b/>
+                <w:bCs/>
+              </w:rPr>
+            </w:pPr>
+            <w:r>
+              <w:rPr>
+                <w:b/>
+                <w:bCs/>
+              </w:rPr>
+              <w:t>Building a Transformer from Scratch</w:t>
+            </w:r>
+          </w:p>
+          <w:p>
+            <w:pPr>
+              <w:rPr>
+                <w:b/>
+                <w:bCs/>
+              </w:rPr>
+            </w:pPr>
+            <w:r>
+              <w:rPr>
+                <w:sz w:val="20"/>
+                <w:szCs w:val="20"/>
+              </w:rPr>
+              <w:t>Harvard University</w:t>
+            </w:r>
+          </w:p>
+        </w:tc>
+      </w:tr>
+      <w:tr>
+        <w:trPr>
+          <w:trHeight w:val="676"/>
+        </w:trPr>
+        <w:tc>
+          <w:tcPr>
+            <w:tcW w:w="1838" w:type="dxa"/>
+          </w:tcPr>
+          <w:p>
+            <w:r>
+              <w:t>2024</w:t>
+            </w:r>
+          </w:p>
+        </w:tc>
+        <w:tc>
+          <w:tcPr>
+            <w:tcW w:w="7660" w:type="dxa"/>
+          </w:tcPr>
+          <w:p>
+            <w:pPr>
+              <w:rPr>
+                <w:b/>
+              </w:rPr>
+            </w:pPr>
+            <w:r>
+              <w:rPr>
+                <w:b/>
+              </w:rPr>
+              <w:t>Reinforcement Learning Specialization</w:t>
+            </w:r>
+            <w:r>
+              <w:rPr>
+                <w:b/>
+              </w:rPr>
+              <w:br/>
+            </w:r>
+            <w:r>
+              <w:rPr>
+                <w:sz w:val="20"/>
+                <w:szCs w:val="20"/>
+              </w:rPr>
+              <w:t>University of Alberta</w:t>
+            </w:r>
+            <w:r>
+              <w:rPr>
+                <w:sz w:val="20"/>
+                <w:szCs w:val="20"/>
+              </w:rPr>
+              <w:t xml:space="preserve"> (Online)</w:t>
+            </w:r>
+          </w:p>
+        </w:tc>
+      </w:tr>
+      <w:tr>
+        <w:trPr>
+          <w:trHeight w:val="676"/>
+        </w:trPr>
+        <w:tc>
+          <w:tcPr>
+            <w:tcW w:w="1838" w:type="dxa"/>
+          </w:tcPr>
+          <w:p>
+            <w:r>
+              <w:t>202</w:t>
+            </w:r>
+            <w:r>
+              <w:t>2</w:t>
+            </w:r>
+          </w:p>
+        </w:tc>
+        <w:tc>
+          <w:tcPr>
+            <w:tcW w:w="7660" w:type="dxa"/>
+          </w:tcPr>
+          <w:p>
+            <w:pPr>
+              <w:rPr>
+                <w:b/>
+              </w:rPr>
+            </w:pPr>
+            <w:r>
+              <w:rPr>
+                <w:b/>
+              </w:rPr>
+              <w:t>Multivariate Statistics</w:t>
+            </w:r>
+          </w:p>
+          <w:p>
+            <w:pPr>
+              <w:rPr>
+                <w:b/>
+              </w:rPr>
+            </w:pPr>
+            <w:r>
+              <w:rPr>
+                <w:sz w:val="20"/>
+                <w:szCs w:val="20"/>
+              </w:rPr>
+              <w:t>KU Leuven</w:t>
+            </w:r>
+          </w:p>
+        </w:tc>
+      </w:tr>
+      <w:tr>
+        <w:trPr>
+          <w:trHeight w:val="676"/>
+        </w:trPr>
+        <w:tc>
+          <w:tcPr>
+            <w:tcW w:w="1838" w:type="dxa"/>
+          </w:tcPr>
+          <w:p>
+            <w:r>
               <w:t>2022</w:t>
             </w:r>
           </w:p>
         </w:tc>
         <w:tc>
           <w:tcPr>
-            <w:tcW w:w="7172" w:type="dxa"/>
+            <w:tcW w:w="7660" w:type="dxa"/>
           </w:tcPr>
           <w:p>
             <w:pPr>
@@ -703,7 +851,7 @@
         </w:tc>
         <w:tc>
           <w:tcPr>
-            <w:tcW w:w="7172" w:type="dxa"/>
+            <w:tcW w:w="7660" w:type="dxa"/>
           </w:tcPr>
           <w:p>
             <w:pPr>
@@ -744,13 +892,14 @@
           </w:tcPr>
           <w:p>
             <w:r>
+              <w:lastRenderedPageBreak/>
               <w:t>2021</w:t>
             </w:r>
           </w:p>
         </w:tc>
         <w:tc>
           <w:tcPr>
-            <w:tcW w:w="7172" w:type="dxa"/>
+            <w:tcW w:w="7660" w:type="dxa"/>
           </w:tcPr>
           <w:p>
             <w:pPr>
@@ -804,7 +953,7 @@
         </w:tc>
         <w:tc>
           <w:tcPr>
-            <w:tcW w:w="7172" w:type="dxa"/>
+            <w:tcW w:w="7660" w:type="dxa"/>
           </w:tcPr>
           <w:p>
             <w:pPr>
@@ -831,7 +980,7 @@
                 <w:sz w:val="20"/>
                 <w:szCs w:val="20"/>
               </w:rPr>
-              <w:t>KU Leuven, Belgium</w:t>
+              <w:t>KU Leuven</w:t>
             </w:r>
           </w:p>
         </w:tc>
@@ -852,7 +1001,7 @@
         </w:tc>
         <w:tc>
           <w:tcPr>
-            <w:tcW w:w="7172" w:type="dxa"/>
+            <w:tcW w:w="7660" w:type="dxa"/>
           </w:tcPr>
           <w:p>
             <w:pPr>
@@ -878,7 +1027,7 @@
                 <w:sz w:val="20"/>
                 <w:szCs w:val="20"/>
               </w:rPr>
-              <w:t>KU Leuven, Belgium</w:t>
+              <w:t>KU Leuven</w:t>
             </w:r>
           </w:p>
         </w:tc>
@@ -893,14 +1042,13 @@
           </w:tcPr>
           <w:p>
             <w:r>
-              <w:lastRenderedPageBreak/>
               <w:t>2021</w:t>
             </w:r>
           </w:p>
         </w:tc>
         <w:tc>
           <w:tcPr>
-            <w:tcW w:w="7172" w:type="dxa"/>
+            <w:tcW w:w="7660" w:type="dxa"/>
           </w:tcPr>
           <w:p>
             <w:pPr>
@@ -948,7 +1096,7 @@
         </w:tc>
         <w:tc>
           <w:tcPr>
-            <w:tcW w:w="7172" w:type="dxa"/>
+            <w:tcW w:w="7660" w:type="dxa"/>
           </w:tcPr>
           <w:p>
             <w:pPr>
@@ -993,7 +1141,7 @@
         </w:tc>
         <w:tc>
           <w:tcPr>
-            <w:tcW w:w="7172" w:type="dxa"/>
+            <w:tcW w:w="7660" w:type="dxa"/>
           </w:tcPr>
           <w:p>
             <w:pPr>
@@ -1040,7 +1188,7 @@
         </w:tc>
         <w:tc>
           <w:tcPr>
-            <w:tcW w:w="7172" w:type="dxa"/>
+            <w:tcW w:w="7660" w:type="dxa"/>
           </w:tcPr>
           <w:p>
             <w:pPr>
@@ -1095,7 +1243,7 @@
         </w:tc>
         <w:tc>
           <w:tcPr>
-            <w:tcW w:w="7172" w:type="dxa"/>
+            <w:tcW w:w="7660" w:type="dxa"/>
           </w:tcPr>
           <w:p>
             <w:pPr>
@@ -1121,7 +1269,7 @@
                 <w:sz w:val="20"/>
                 <w:szCs w:val="20"/>
               </w:rPr>
-              <w:t>KU Leuven, Belgium</w:t>
+              <w:t>KU Leuven</w:t>
             </w:r>
           </w:p>
         </w:tc>
@@ -1142,7 +1290,7 @@
         </w:tc>
         <w:tc>
           <w:tcPr>
-            <w:tcW w:w="7172" w:type="dxa"/>
+            <w:tcW w:w="7660" w:type="dxa"/>
           </w:tcPr>
           <w:p>
             <w:pPr>
@@ -1192,7 +1340,7 @@
         </w:tc>
         <w:tc>
           <w:tcPr>
-            <w:tcW w:w="7172" w:type="dxa"/>
+            <w:tcW w:w="7660" w:type="dxa"/>
           </w:tcPr>
           <w:p>
             <w:pPr>
@@ -1724,12 +1872,25 @@
           <w:szCs w:val="36"/>
         </w:rPr>
       </w:pPr>
-      <w:r>
+    </w:p>
+    <w:p>
+      <w:pPr>
+        <w:pBdr>
+          <w:bottom w:val="single" w:sz="6" w:space="1" w:color="auto"/>
+        </w:pBdr>
         <w:rPr>
           <w:b/>
           <w:sz w:val="36"/>
           <w:szCs w:val="36"/>
         </w:rPr>
+      </w:pPr>
+      <w:r>
+        <w:rPr>
+          <w:b/>
+          <w:sz w:val="36"/>
+          <w:szCs w:val="36"/>
+        </w:rPr>
+        <w:lastRenderedPageBreak/>
         <w:t>CLINICAL APPOINTMENTS</w:t>
       </w:r>
     </w:p>
@@ -1957,7 +2118,6 @@
           </w:tcPr>
           <w:p>
             <w:r>
-              <w:lastRenderedPageBreak/>
               <w:t>20</w:t>
             </w:r>
             <w:r>
@@ -2187,7 +2347,7 @@
     </w:p>
     <w:tbl>
       <w:tblPr>
-        <w:tblpPr w:leftFromText="180" w:rightFromText="180" w:vertAnchor="page" w:horzAnchor="margin" w:tblpY="4299"/>
+        <w:tblpPr w:leftFromText="180" w:rightFromText="180" w:vertAnchor="page" w:horzAnchor="margin" w:tblpY="6699"/>
         <w:tblOverlap w:val="never"/>
         <w:tblW w:w="0" w:type="auto"/>
         <w:tblBorders>
@@ -2196,13 +2356,14 @@
         <w:tblLook w:val="04A0" w:firstRow="1" w:lastRow="0" w:firstColumn="1" w:lastColumn="0" w:noHBand="0" w:noVBand="1"/>
       </w:tblPr>
       <w:tblGrid>
-        <w:gridCol w:w="1843"/>
-        <w:gridCol w:w="5682"/>
+        <w:gridCol w:w="1561"/>
+        <w:gridCol w:w="3952"/>
+        <w:gridCol w:w="3507"/>
       </w:tblGrid>
       <w:tr>
         <w:tc>
           <w:tcPr>
-            <w:tcW w:w="1843" w:type="dxa"/>
+            <w:tcW w:w="1561" w:type="dxa"/>
             <w:vAlign w:val="center"/>
           </w:tcPr>
           <w:p>
@@ -2213,7 +2374,7 @@
         </w:tc>
         <w:tc>
           <w:tcPr>
-            <w:tcW w:w="5682" w:type="dxa"/>
+            <w:tcW w:w="3952" w:type="dxa"/>
           </w:tcPr>
           <w:p>
             <w:pPr>
@@ -2267,6 +2428,23 @@
                 <w:szCs w:val="20"/>
               </w:rPr>
             </w:pPr>
+            <w:proofErr w:type="spellStart"/>
+            <w:r>
+              <w:rPr>
+                <w:sz w:val="20"/>
+                <w:szCs w:val="20"/>
+              </w:rPr>
+              <w:t>eLife</w:t>
+            </w:r>
+            <w:proofErr w:type="spellEnd"/>
+          </w:p>
+          <w:p>
+            <w:pPr>
+              <w:rPr>
+                <w:sz w:val="20"/>
+                <w:szCs w:val="20"/>
+              </w:rPr>
+            </w:pPr>
             <w:r>
               <w:rPr>
                 <w:sz w:val="20"/>
@@ -2296,6 +2474,13 @@
               </w:rPr>
               <w:t>Journal of Eating Disorder</w:t>
             </w:r>
+            <w:r>
+              <w:rPr>
+                <w:sz w:val="20"/>
+                <w:szCs w:val="20"/>
+              </w:rPr>
+              <w:t>s</w:t>
+            </w:r>
           </w:p>
           <w:p>
             <w:pPr>
@@ -2311,6 +2496,13 @@
               </w:rPr>
               <w:t>Journal of Eating Disorder</w:t>
             </w:r>
+            <w:r>
+              <w:rPr>
+                <w:sz w:val="20"/>
+                <w:szCs w:val="20"/>
+              </w:rPr>
+              <w:t>s</w:t>
+            </w:r>
           </w:p>
           <w:p>
             <w:pPr>
@@ -2339,6 +2531,33 @@
                 <w:sz w:val="20"/>
                 <w:szCs w:val="20"/>
               </w:rPr>
+              <w:t>Molecular psychiatry</w:t>
+            </w:r>
+            <w:r>
+              <w:rPr>
+                <w:sz w:val="20"/>
+                <w:szCs w:val="20"/>
+              </w:rPr>
+              <w:br/>
+            </w:r>
+          </w:p>
+        </w:tc>
+        <w:tc>
+          <w:tcPr>
+            <w:tcW w:w="3507" w:type="dxa"/>
+          </w:tcPr>
+          <w:p>
+            <w:pPr>
+              <w:rPr>
+                <w:sz w:val="20"/>
+                <w:szCs w:val="20"/>
+              </w:rPr>
+            </w:pPr>
+            <w:r>
+              <w:rPr>
+                <w:sz w:val="20"/>
+                <w:szCs w:val="20"/>
+              </w:rPr>
               <w:t>Psychology of Addictive Behaviors</w:t>
             </w:r>
           </w:p>
@@ -2361,7 +2580,37 @@
                 <w:sz w:val="20"/>
                 <w:szCs w:val="20"/>
               </w:rPr>
-              <w:br/>
+              <w:t xml:space="preserve"> </w:t>
+            </w:r>
+          </w:p>
+          <w:p>
+            <w:pPr>
+              <w:rPr>
+                <w:sz w:val="20"/>
+                <w:szCs w:val="20"/>
+              </w:rPr>
+            </w:pPr>
+            <w:r>
+              <w:rPr>
+                <w:sz w:val="20"/>
+                <w:szCs w:val="20"/>
+              </w:rPr>
+              <w:t>Translational Psychiatry</w:t>
+            </w:r>
+          </w:p>
+          <w:p>
+            <w:pPr>
+              <w:rPr>
+                <w:sz w:val="20"/>
+                <w:szCs w:val="20"/>
+              </w:rPr>
+            </w:pPr>
+            <w:r>
+              <w:rPr>
+                <w:sz w:val="20"/>
+                <w:szCs w:val="20"/>
+              </w:rPr>
+              <w:t>Transactions on Computer-Human Interaction</w:t>
             </w:r>
           </w:p>
         </w:tc>
@@ -2378,18 +2627,14 @@
           <w:szCs w:val="36"/>
         </w:rPr>
       </w:pPr>
-    </w:p>
-    <w:p>
-      <w:pPr>
-        <w:pBdr>
-          <w:bottom w:val="single" w:sz="6" w:space="1" w:color="auto"/>
-        </w:pBdr>
+      <w:r>
         <w:rPr>
           <w:b/>
           <w:sz w:val="36"/>
           <w:szCs w:val="36"/>
         </w:rPr>
-      </w:pPr>
+        <w:t xml:space="preserve"> </w:t>
+      </w:r>
       <w:r>
         <w:rPr>
           <w:b/>
@@ -2443,7 +2688,7 @@
           </w:tcPr>
           <w:p>
             <w:r>
-              <w:t>2025</w:t>
+              <w:t>2026</w:t>
             </w:r>
           </w:p>
         </w:tc>
@@ -2463,22 +2708,22 @@
                 <w:b/>
                 <w:szCs w:val="20"/>
               </w:rPr>
-              <w:t>UZ Leuven Future Fund</w:t>
-            </w:r>
-          </w:p>
-          <w:p>
-            <w:pPr>
-              <w:rPr>
-                <w:b/>
-                <w:szCs w:val="20"/>
-              </w:rPr>
-            </w:pPr>
-            <w:r>
-              <w:rPr>
-                <w:sz w:val="20"/>
-                <w:szCs w:val="20"/>
-              </w:rPr>
-              <w:t>UPC KU Leuven</w:t>
+              <w:t>MAPCI Fellow</w:t>
+            </w:r>
+          </w:p>
+          <w:p>
+            <w:pPr>
+              <w:rPr>
+                <w:b/>
+                <w:szCs w:val="20"/>
+              </w:rPr>
+            </w:pPr>
+            <w:r>
+              <w:rPr>
+                <w:sz w:val="20"/>
+                <w:szCs w:val="20"/>
+              </w:rPr>
+              <w:t>University of Michigan</w:t>
             </w:r>
           </w:p>
         </w:tc>
@@ -2492,12 +2737,6 @@
             <w:tcW w:w="1838" w:type="dxa"/>
           </w:tcPr>
           <w:p>
-            <w:pPr>
-              <w:rPr>
-                <w:sz w:val="20"/>
-                <w:szCs w:val="20"/>
-              </w:rPr>
-            </w:pPr>
             <w:r>
               <w:t>2025</w:t>
             </w:r>
@@ -2514,61 +2753,27 @@
                 <w:szCs w:val="20"/>
               </w:rPr>
             </w:pPr>
-            <w:proofErr w:type="spellStart"/>
-            <w:r>
-              <w:rPr>
-                <w:b/>
-                <w:szCs w:val="20"/>
-              </w:rPr>
-              <w:t>Postdoctoral</w:t>
-            </w:r>
-            <w:proofErr w:type="spellEnd"/>
-            <w:r>
-              <w:rPr>
-                <w:b/>
-                <w:szCs w:val="20"/>
-              </w:rPr>
-              <w:t xml:space="preserve"> Fellowship</w:t>
-            </w:r>
-          </w:p>
-          <w:p>
-            <w:pPr>
-              <w:rPr>
-                <w:b/>
-                <w:szCs w:val="20"/>
-              </w:rPr>
-            </w:pPr>
-            <w:proofErr w:type="spellStart"/>
-            <w:r>
-              <w:rPr>
-                <w:sz w:val="20"/>
-                <w:szCs w:val="20"/>
-              </w:rPr>
-              <w:t>Belgian</w:t>
-            </w:r>
-            <w:proofErr w:type="spellEnd"/>
-            <w:r>
-              <w:rPr>
-                <w:sz w:val="20"/>
-                <w:szCs w:val="20"/>
-              </w:rPr>
-              <w:t xml:space="preserve"> American </w:t>
-            </w:r>
-            <w:proofErr w:type="spellStart"/>
-            <w:r>
-              <w:rPr>
-                <w:sz w:val="20"/>
-                <w:szCs w:val="20"/>
-              </w:rPr>
-              <w:t>Educational</w:t>
-            </w:r>
-            <w:proofErr w:type="spellEnd"/>
-            <w:r>
-              <w:rPr>
-                <w:sz w:val="20"/>
-                <w:szCs w:val="20"/>
-              </w:rPr>
-              <w:t xml:space="preserve"> Foundation</w:t>
+            <w:r>
+              <w:rPr>
+                <w:b/>
+                <w:szCs w:val="20"/>
+              </w:rPr>
+              <w:t>UZ Leuven Future Fund</w:t>
+            </w:r>
+          </w:p>
+          <w:p>
+            <w:pPr>
+              <w:rPr>
+                <w:b/>
+                <w:szCs w:val="20"/>
+              </w:rPr>
+            </w:pPr>
+            <w:r>
+              <w:rPr>
+                <w:sz w:val="20"/>
+                <w:szCs w:val="20"/>
+              </w:rPr>
+              <w:t>UPC KU Leuven</w:t>
             </w:r>
           </w:p>
         </w:tc>
@@ -2582,6 +2787,12 @@
             <w:tcW w:w="1838" w:type="dxa"/>
           </w:tcPr>
           <w:p>
+            <w:pPr>
+              <w:rPr>
+                <w:sz w:val="20"/>
+                <w:szCs w:val="20"/>
+              </w:rPr>
+            </w:pPr>
             <w:r>
               <w:t>2025</w:t>
             </w:r>
@@ -2596,93 +2807,30 @@
               <w:rPr>
                 <w:b/>
                 <w:szCs w:val="20"/>
-                <w:lang w:val="nl-NL"/>
-              </w:rPr>
-            </w:pPr>
-            <w:r>
-              <w:rPr>
-                <w:b/>
-                <w:szCs w:val="20"/>
-                <w:lang w:val="nl-NL"/>
-              </w:rPr>
-              <w:t xml:space="preserve">Prijs Prof. Dr. Bernard </w:t>
-            </w:r>
-            <w:proofErr w:type="spellStart"/>
-            <w:r>
-              <w:rPr>
-                <w:b/>
-                <w:szCs w:val="20"/>
-                <w:lang w:val="nl-NL"/>
-              </w:rPr>
-              <w:t>Sabbe</w:t>
-            </w:r>
-            <w:proofErr w:type="spellEnd"/>
-          </w:p>
-          <w:p>
-            <w:pPr>
-              <w:rPr>
-                <w:b/>
-                <w:szCs w:val="20"/>
-                <w:lang w:val="nl-NL"/>
-              </w:rPr>
-            </w:pPr>
-            <w:proofErr w:type="spellStart"/>
-            <w:r>
-              <w:rPr>
-                <w:sz w:val="20"/>
-                <w:szCs w:val="20"/>
-              </w:rPr>
-              <w:t>Koninklijke</w:t>
-            </w:r>
-            <w:proofErr w:type="spellEnd"/>
-            <w:r>
-              <w:rPr>
-                <w:sz w:val="20"/>
-                <w:szCs w:val="20"/>
-              </w:rPr>
-              <w:t xml:space="preserve"> </w:t>
-            </w:r>
-            <w:proofErr w:type="spellStart"/>
-            <w:r>
-              <w:rPr>
-                <w:sz w:val="20"/>
-                <w:szCs w:val="20"/>
-              </w:rPr>
-              <w:t>Academie</w:t>
-            </w:r>
-            <w:proofErr w:type="spellEnd"/>
-            <w:r>
-              <w:rPr>
-                <w:sz w:val="20"/>
-                <w:szCs w:val="20"/>
-              </w:rPr>
-              <w:t xml:space="preserve"> </w:t>
-            </w:r>
-            <w:proofErr w:type="spellStart"/>
-            <w:r>
-              <w:rPr>
-                <w:sz w:val="20"/>
-                <w:szCs w:val="20"/>
-              </w:rPr>
-              <w:t>voor</w:t>
-            </w:r>
-            <w:proofErr w:type="spellEnd"/>
-            <w:r>
-              <w:rPr>
-                <w:sz w:val="20"/>
-                <w:szCs w:val="20"/>
-              </w:rPr>
-              <w:t xml:space="preserve"> </w:t>
-            </w:r>
-            <w:proofErr w:type="spellStart"/>
-            <w:r>
-              <w:rPr>
-                <w:sz w:val="20"/>
-                <w:szCs w:val="20"/>
-              </w:rPr>
-              <w:t>Geneeskunde</w:t>
-            </w:r>
-            <w:proofErr w:type="spellEnd"/>
+              </w:rPr>
+            </w:pPr>
+            <w:r>
+              <w:rPr>
+                <w:b/>
+                <w:szCs w:val="20"/>
+              </w:rPr>
+              <w:t>Postdoctoral Fellowship</w:t>
+            </w:r>
+          </w:p>
+          <w:p>
+            <w:pPr>
+              <w:rPr>
+                <w:b/>
+                <w:szCs w:val="20"/>
+              </w:rPr>
+            </w:pPr>
+            <w:r>
+              <w:rPr>
+                <w:sz w:val="20"/>
+                <w:szCs w:val="20"/>
+              </w:rPr>
+              <w:t>Belgian American Educational Foundation</w:t>
+            </w:r>
           </w:p>
         </w:tc>
       </w:tr>
@@ -2718,29 +2866,34 @@
                 <w:szCs w:val="20"/>
                 <w:lang w:val="nl-NL"/>
               </w:rPr>
-              <w:t>EFPT Port Research Award</w:t>
-            </w:r>
-          </w:p>
-          <w:p>
-            <w:pPr>
-              <w:rPr>
-                <w:b/>
-                <w:szCs w:val="20"/>
-              </w:rPr>
-            </w:pPr>
-            <w:r>
-              <w:rPr>
-                <w:sz w:val="20"/>
-                <w:szCs w:val="20"/>
-              </w:rPr>
-              <w:t>European Federation of Psychiatric T</w:t>
-            </w:r>
-            <w:r>
-              <w:rPr>
-                <w:sz w:val="20"/>
-                <w:szCs w:val="20"/>
-              </w:rPr>
-              <w:t>rainees</w:t>
+              <w:t xml:space="preserve">Prijs Prof. Dr. Bernard </w:t>
+            </w:r>
+            <w:proofErr w:type="spellStart"/>
+            <w:r>
+              <w:rPr>
+                <w:b/>
+                <w:szCs w:val="20"/>
+                <w:lang w:val="nl-NL"/>
+              </w:rPr>
+              <w:t>Sabbe</w:t>
+            </w:r>
+            <w:proofErr w:type="spellEnd"/>
+          </w:p>
+          <w:p>
+            <w:pPr>
+              <w:rPr>
+                <w:b/>
+                <w:szCs w:val="20"/>
+                <w:lang w:val="nl-NL"/>
+              </w:rPr>
+            </w:pPr>
+            <w:r>
+              <w:rPr>
+                <w:sz w:val="20"/>
+                <w:szCs w:val="20"/>
+                <w:lang w:val="nl-BE"/>
+              </w:rPr>
+              <w:t>Koninklijke Academie voor Geneeskunde</w:t>
             </w:r>
           </w:p>
         </w:tc>
@@ -2755,6 +2908,77 @@
           </w:tcPr>
           <w:p>
             <w:r>
+              <w:t>2025</w:t>
+            </w:r>
+          </w:p>
+        </w:tc>
+        <w:tc>
+          <w:tcPr>
+            <w:tcW w:w="7172" w:type="dxa"/>
+          </w:tcPr>
+          <w:p>
+            <w:pPr>
+              <w:rPr>
+                <w:b/>
+                <w:szCs w:val="20"/>
+              </w:rPr>
+            </w:pPr>
+            <w:r>
+              <w:rPr>
+                <w:b/>
+                <w:szCs w:val="20"/>
+              </w:rPr>
+              <w:t>EFPT Port</w:t>
+            </w:r>
+            <w:r>
+              <w:rPr>
+                <w:b/>
+                <w:szCs w:val="20"/>
+              </w:rPr>
+              <w:t>o</w:t>
+            </w:r>
+            <w:r>
+              <w:rPr>
+                <w:b/>
+                <w:szCs w:val="20"/>
+              </w:rPr>
+              <w:t xml:space="preserve"> Research Award</w:t>
+            </w:r>
+          </w:p>
+          <w:p>
+            <w:pPr>
+              <w:rPr>
+                <w:b/>
+                <w:szCs w:val="20"/>
+              </w:rPr>
+            </w:pPr>
+            <w:r>
+              <w:rPr>
+                <w:sz w:val="20"/>
+                <w:szCs w:val="20"/>
+              </w:rPr>
+              <w:t>European Federation of Psychiatric T</w:t>
+            </w:r>
+            <w:r>
+              <w:rPr>
+                <w:sz w:val="20"/>
+                <w:szCs w:val="20"/>
+              </w:rPr>
+              <w:t>rainees</w:t>
+            </w:r>
+          </w:p>
+        </w:tc>
+      </w:tr>
+      <w:tr>
+        <w:trPr>
+          <w:trHeight w:val="707"/>
+        </w:trPr>
+        <w:tc>
+          <w:tcPr>
+            <w:tcW w:w="1838" w:type="dxa"/>
+          </w:tcPr>
+          <w:p>
+            <w:r>
               <w:t>202</w:t>
             </w:r>
             <w:r>
@@ -2945,6 +3169,7 @@
           </w:tcPr>
           <w:p>
             <w:r>
+              <w:lastRenderedPageBreak/>
               <w:t>2022</w:t>
             </w:r>
           </w:p>
@@ -3260,7 +3485,15 @@
               <w:rPr>
                 <w:b/>
               </w:rPr>
-              <w:t>Erasmus+ Grant</w:t>
+              <w:t>Erasmus</w:t>
+            </w:r>
+            <w:bookmarkStart w:id="1" w:name="_GoBack"/>
+            <w:bookmarkEnd w:id="1"/>
+            <w:r>
+              <w:rPr>
+                <w:b/>
+              </w:rPr>
+              <w:t xml:space="preserve"> Grant</w:t>
             </w:r>
           </w:p>
           <w:p>
@@ -3309,7 +3542,6 @@
           <w:sz w:val="36"/>
           <w:szCs w:val="36"/>
         </w:rPr>
-        <w:lastRenderedPageBreak/>
         <w:t>PUBLICATIONS</w:t>
       </w:r>
     </w:p>
@@ -3334,151 +3566,149 @@
           <w:szCs w:val="20"/>
         </w:rPr>
       </w:pPr>
+      <w:proofErr w:type="spellStart"/>
+      <w:r>
+        <w:rPr>
+          <w:szCs w:val="20"/>
+        </w:rPr>
+        <w:t>Crotti</w:t>
+      </w:r>
+      <w:proofErr w:type="spellEnd"/>
+      <w:r>
+        <w:rPr>
+          <w:szCs w:val="20"/>
+        </w:rPr>
+        <w:t xml:space="preserve">, M., Ben Itzhak, N., </w:t>
+      </w:r>
+      <w:proofErr w:type="spellStart"/>
+      <w:r>
+        <w:rPr>
+          <w:szCs w:val="20"/>
+        </w:rPr>
+        <w:t>Mailleux</w:t>
+      </w:r>
+      <w:proofErr w:type="spellEnd"/>
+      <w:r>
+        <w:rPr>
+          <w:szCs w:val="20"/>
+        </w:rPr>
+        <w:t xml:space="preserve">, L., </w:t>
+      </w:r>
+      <w:proofErr w:type="spellStart"/>
+      <w:r>
+        <w:rPr>
+          <w:szCs w:val="20"/>
+        </w:rPr>
+        <w:t>Kleeren</w:t>
+      </w:r>
+      <w:proofErr w:type="spellEnd"/>
+      <w:r>
+        <w:rPr>
+          <w:szCs w:val="20"/>
+        </w:rPr>
+        <w:t xml:space="preserve">, L., </w:t>
+      </w:r>
+      <w:proofErr w:type="spellStart"/>
+      <w:r>
+        <w:rPr>
+          <w:szCs w:val="20"/>
+        </w:rPr>
+        <w:t>Decraene</w:t>
+      </w:r>
+      <w:proofErr w:type="spellEnd"/>
+      <w:r>
+        <w:rPr>
+          <w:szCs w:val="20"/>
+        </w:rPr>
+        <w:t xml:space="preserve">, L., </w:t>
+      </w:r>
       <w:r>
         <w:rPr>
           <w:b/>
           <w:szCs w:val="20"/>
         </w:rPr>
-        <w:t>Leenaerts N</w:t>
-      </w:r>
-      <w:r>
-        <w:rPr>
-          <w:szCs w:val="20"/>
-        </w:rPr>
-        <w:t xml:space="preserve">, </w:t>
+        <w:t>Leenaerts, N.,</w:t>
+      </w:r>
+      <w:r>
+        <w:rPr>
+          <w:szCs w:val="20"/>
+        </w:rPr>
+        <w:t xml:space="preserve"> </w:t>
       </w:r>
       <w:proofErr w:type="spellStart"/>
       <w:r>
         <w:rPr>
           <w:szCs w:val="20"/>
         </w:rPr>
-        <w:t>Broeders</w:t>
+        <w:t>Lubián</w:t>
       </w:r>
       <w:proofErr w:type="spellEnd"/>
       <w:r>
         <w:rPr>
           <w:szCs w:val="20"/>
         </w:rPr>
-        <w:t xml:space="preserve"> TAA, Ceccarini J, Sunaert S, </w:t>
+        <w:t xml:space="preserve">-Gutiérrez, M., </w:t>
       </w:r>
       <w:proofErr w:type="spellStart"/>
       <w:r>
         <w:rPr>
           <w:szCs w:val="20"/>
         </w:rPr>
-        <w:t>Schoonheim</w:t>
+        <w:t>Feys</w:t>
       </w:r>
       <w:proofErr w:type="spellEnd"/>
       <w:r>
         <w:rPr>
           <w:szCs w:val="20"/>
         </w:rPr>
-        <w:t xml:space="preserve"> MM, </w:t>
+        <w:t xml:space="preserve">, H., &amp; </w:t>
       </w:r>
       <w:proofErr w:type="spellStart"/>
       <w:r>
         <w:rPr>
           <w:szCs w:val="20"/>
         </w:rPr>
-        <w:t>Vinkers</w:t>
+        <w:t>Ortibus</w:t>
       </w:r>
       <w:proofErr w:type="spellEnd"/>
       <w:r>
         <w:rPr>
           <w:szCs w:val="20"/>
         </w:rPr>
-        <w:t xml:space="preserve"> CH, </w:t>
-      </w:r>
-      <w:proofErr w:type="spellStart"/>
-      <w:r>
-        <w:rPr>
-          <w:szCs w:val="20"/>
-        </w:rPr>
-        <w:t>Vrieze</w:t>
-      </w:r>
-      <w:proofErr w:type="spellEnd"/>
-      <w:r>
-        <w:rPr>
-          <w:szCs w:val="20"/>
-        </w:rPr>
-        <w:t xml:space="preserve"> E. Dynamic reconfigurations of brain subnetworks in female patients with alcohol use disorder or bulimia nervosa: a resting-state functional magnetic resonance imaging study. </w:t>
-      </w:r>
-      <w:proofErr w:type="spellStart"/>
-      <w:r>
-        <w:rPr>
-          <w:szCs w:val="20"/>
-        </w:rPr>
-        <w:t>Eur</w:t>
-      </w:r>
-      <w:proofErr w:type="spellEnd"/>
-      <w:r>
-        <w:rPr>
-          <w:szCs w:val="20"/>
-        </w:rPr>
-        <w:t xml:space="preserve"> Arch Psychiatry </w:t>
-      </w:r>
-      <w:proofErr w:type="spellStart"/>
-      <w:r>
-        <w:rPr>
-          <w:szCs w:val="20"/>
-        </w:rPr>
-        <w:t>Clin</w:t>
-      </w:r>
-      <w:proofErr w:type="spellEnd"/>
+        <w:t xml:space="preserve">, E. (2026). Seeing the Unseen: The Neurodevelopmental Factors Related to Visual Impairments in Children </w:t>
+      </w:r>
+      <w:proofErr w:type="gramStart"/>
+      <w:r>
+        <w:rPr>
+          <w:szCs w:val="20"/>
+        </w:rPr>
+        <w:t>With</w:t>
+      </w:r>
+      <w:proofErr w:type="gramEnd"/>
+      <w:r>
+        <w:rPr>
+          <w:szCs w:val="20"/>
+        </w:rPr>
+        <w:t xml:space="preserve"> Unilateral Cerebral Palsy. Pediatric neurology, 178, 15–25. Advance online publication.</w:t>
+      </w:r>
       <w:r>
         <w:rPr>
           <w:szCs w:val="20"/>
         </w:rPr>
         <w:t xml:space="preserve"> </w:t>
       </w:r>
-      <w:proofErr w:type="spellStart"/>
-      <w:r>
-        <w:rPr>
-          <w:szCs w:val="20"/>
-        </w:rPr>
-        <w:t>Neurosci</w:t>
-      </w:r>
-      <w:proofErr w:type="spellEnd"/>
-      <w:r>
-        <w:rPr>
-          <w:szCs w:val="20"/>
-        </w:rPr>
-        <w:t xml:space="preserve">. 2025 Jul 3. </w:t>
-      </w:r>
-      <w:proofErr w:type="spellStart"/>
-      <w:r>
-        <w:rPr>
-          <w:szCs w:val="20"/>
-        </w:rPr>
-        <w:t>doi</w:t>
-      </w:r>
-      <w:proofErr w:type="spellEnd"/>
-      <w:r>
-        <w:rPr>
-          <w:szCs w:val="20"/>
-        </w:rPr>
-        <w:t xml:space="preserve">: 10.1007/s00406-025-02055-3. </w:t>
-      </w:r>
-      <w:proofErr w:type="spellStart"/>
-      <w:r>
-        <w:rPr>
-          <w:szCs w:val="20"/>
-        </w:rPr>
-        <w:t>Epub</w:t>
-      </w:r>
-      <w:proofErr w:type="spellEnd"/>
-      <w:r>
-        <w:rPr>
-          <w:szCs w:val="20"/>
-        </w:rPr>
-        <w:t xml:space="preserve"> ahead of print. PMID: 40608112.</w:t>
+      <w:r>
+        <w:rPr>
+          <w:szCs w:val="20"/>
+        </w:rPr>
+        <w:t>https://doi.org/10.1016/j.pediatrneurol.2026.01.023</w:t>
       </w:r>
     </w:p>
     <w:p>
       <w:pPr>
         <w:pStyle w:val="ListParagraph"/>
         <w:rPr>
-          <w:sz w:val="24"/>
+          <w:szCs w:val="20"/>
         </w:rPr>
       </w:pPr>
     </w:p>
@@ -3490,15 +3720,9 @@
           <w:numId w:val="1"/>
         </w:numPr>
         <w:rPr>
-          <w:sz w:val="24"/>
-        </w:rPr>
-      </w:pPr>
-      <w:r>
-        <w:rPr>
-          <w:szCs w:val="20"/>
-        </w:rPr>
-        <w:t xml:space="preserve">Hagan K, </w:t>
-      </w:r>
+          <w:szCs w:val="20"/>
+        </w:rPr>
+      </w:pPr>
       <w:r>
         <w:rPr>
           <w:b/>
@@ -3510,35 +3734,49 @@
         <w:rPr>
           <w:szCs w:val="20"/>
         </w:rPr>
-        <w:t xml:space="preserve">, Walsh BT, </w:t>
+        <w:t xml:space="preserve">, Ceccarini J, Weygandt M, Sunaert S, </w:t>
       </w:r>
       <w:proofErr w:type="spellStart"/>
       <w:r>
         <w:rPr>
           <w:szCs w:val="20"/>
         </w:rPr>
-        <w:t>Ranzenhofer</w:t>
+        <w:t>Vrieze</w:t>
       </w:r>
       <w:proofErr w:type="spellEnd"/>
       <w:r>
         <w:rPr>
           <w:szCs w:val="20"/>
         </w:rPr>
-        <w:t xml:space="preserve"> L. Applying machine learning to ecological momentary assessment data to identify predictors of loss-of-control eating and overeating severity in adolescents: A preliminary investigation. Appetite. 2025 Feb </w:t>
+        <w:t xml:space="preserve"> E. The effect of stress on delay discounting in female patients with early-onset bulimia nervosa and alcohol use disorder: functional magnetic resonance imaging study. </w:t>
+      </w:r>
+      <w:proofErr w:type="spellStart"/>
+      <w:r>
+        <w:rPr>
+          <w:szCs w:val="20"/>
+        </w:rPr>
+        <w:t>BJPsych</w:t>
+      </w:r>
+      <w:proofErr w:type="spellEnd"/>
+      <w:r>
+        <w:rPr>
+          <w:szCs w:val="20"/>
+        </w:rPr>
+        <w:t xml:space="preserve"> Open. 2025 Sep 12;11(5</w:t>
       </w:r>
       <w:proofErr w:type="gramStart"/>
       <w:r>
         <w:rPr>
           <w:szCs w:val="20"/>
         </w:rPr>
-        <w:t>6;207:107900</w:t>
+        <w:t>):e</w:t>
       </w:r>
       <w:proofErr w:type="gramEnd"/>
       <w:r>
         <w:rPr>
           <w:szCs w:val="20"/>
         </w:rPr>
-        <w:t xml:space="preserve">. </w:t>
+        <w:t xml:space="preserve">207. </w:t>
       </w:r>
       <w:proofErr w:type="spellStart"/>
       <w:r>
@@ -3552,28 +3790,23 @@
         <w:rPr>
           <w:szCs w:val="20"/>
         </w:rPr>
-        <w:t xml:space="preserve">: 10.1016/j.appet.2025.107900. </w:t>
-      </w:r>
-      <w:proofErr w:type="spellStart"/>
-      <w:r>
-        <w:rPr>
-          <w:szCs w:val="20"/>
-        </w:rPr>
-        <w:t>Epub</w:t>
-      </w:r>
-      <w:proofErr w:type="spellEnd"/>
-      <w:r>
-        <w:rPr>
-          <w:szCs w:val="20"/>
-        </w:rPr>
-        <w:t xml:space="preserve"> ahead of print. PMID: 39922228. </w:t>
-      </w:r>
-      <w:r>
-        <w:rPr>
-          <w:szCs w:val="20"/>
-        </w:rPr>
-        <w:br/>
-      </w:r>
+        <w:t>: 10.1192/bjo.2025.10821. PMID: 40937509; PMCID: PMC12451539</w:t>
+      </w:r>
+      <w:r>
+        <w:rPr>
+          <w:b/>
+          <w:szCs w:val="20"/>
+        </w:rPr>
+        <w:t>.</w:t>
+      </w:r>
+    </w:p>
+    <w:p>
+      <w:pPr>
+        <w:pStyle w:val="ListParagraph"/>
+        <w:rPr>
+          <w:szCs w:val="20"/>
+        </w:rPr>
+      </w:pPr>
     </w:p>
     <w:p>
       <w:pPr>
@@ -3583,29 +3816,153 @@
           <w:numId w:val="1"/>
         </w:numPr>
         <w:rPr>
-          <w:sz w:val="24"/>
+          <w:szCs w:val="20"/>
         </w:rPr>
       </w:pPr>
       <w:r>
         <w:rPr>
           <w:b/>
           <w:szCs w:val="20"/>
-          <w:lang w:val="nl-BE"/>
-        </w:rPr>
-        <w:t xml:space="preserve">Leenaerts, N., </w:t>
-      </w:r>
-      <w:r>
-        <w:rPr>
-          <w:szCs w:val="20"/>
-          <w:lang w:val="nl-BE"/>
-        </w:rPr>
-        <w:t xml:space="preserve">Vaessen, T., Sunaert, S., Ceccarini, J., &amp; Vrieze, E. (2024). </w:t>
-      </w:r>
-      <w:r>
-        <w:rPr>
-          <w:szCs w:val="20"/>
-        </w:rPr>
-        <w:t>Affective dynamics surrounding craving, non-heavy alcohol use and binge drinking in female patients with alcohol use disorder and controls: An experience sampling method study. Addiction (Abingdon, England), 10.1111/add.16682. Advance online publication. https://doi.org/10.1111/add.16682</w:t>
+        </w:rPr>
+        <w:t>Leenaerts N</w:t>
+      </w:r>
+      <w:r>
+        <w:rPr>
+          <w:szCs w:val="20"/>
+        </w:rPr>
+        <w:t xml:space="preserve">, </w:t>
+      </w:r>
+      <w:proofErr w:type="spellStart"/>
+      <w:r>
+        <w:rPr>
+          <w:szCs w:val="20"/>
+        </w:rPr>
+        <w:t>Broeders</w:t>
+      </w:r>
+      <w:proofErr w:type="spellEnd"/>
+      <w:r>
+        <w:rPr>
+          <w:szCs w:val="20"/>
+        </w:rPr>
+        <w:t xml:space="preserve"> TAA, Ceccarini J, Sunaert S, </w:t>
+      </w:r>
+      <w:proofErr w:type="spellStart"/>
+      <w:r>
+        <w:rPr>
+          <w:szCs w:val="20"/>
+        </w:rPr>
+        <w:t>Schoonheim</w:t>
+      </w:r>
+      <w:proofErr w:type="spellEnd"/>
+      <w:r>
+        <w:rPr>
+          <w:szCs w:val="20"/>
+        </w:rPr>
+        <w:t xml:space="preserve"> MM, </w:t>
+      </w:r>
+      <w:proofErr w:type="spellStart"/>
+      <w:r>
+        <w:rPr>
+          <w:szCs w:val="20"/>
+        </w:rPr>
+        <w:t>Vinkers</w:t>
+      </w:r>
+      <w:proofErr w:type="spellEnd"/>
+      <w:r>
+        <w:rPr>
+          <w:szCs w:val="20"/>
+        </w:rPr>
+        <w:t xml:space="preserve"> CH, </w:t>
+      </w:r>
+      <w:proofErr w:type="spellStart"/>
+      <w:r>
+        <w:rPr>
+          <w:szCs w:val="20"/>
+        </w:rPr>
+        <w:t>Vrieze</w:t>
+      </w:r>
+      <w:proofErr w:type="spellEnd"/>
+      <w:r>
+        <w:rPr>
+          <w:szCs w:val="20"/>
+        </w:rPr>
+        <w:t xml:space="preserve"> E. Dynamic reconfigurations of brain subnetworks in female patients with alcohol use disorder or bulimia nervosa: a resting-state functional magnetic resonance imaging study. </w:t>
+      </w:r>
+      <w:proofErr w:type="spellStart"/>
+      <w:r>
+        <w:rPr>
+          <w:szCs w:val="20"/>
+        </w:rPr>
+        <w:t>Eur</w:t>
+      </w:r>
+      <w:proofErr w:type="spellEnd"/>
+      <w:r>
+        <w:rPr>
+          <w:szCs w:val="20"/>
+        </w:rPr>
+        <w:t xml:space="preserve"> Arch Psychiatry </w:t>
+      </w:r>
+      <w:proofErr w:type="spellStart"/>
+      <w:r>
+        <w:rPr>
+          <w:szCs w:val="20"/>
+        </w:rPr>
+        <w:t>Clin</w:t>
+      </w:r>
+      <w:proofErr w:type="spellEnd"/>
+      <w:r>
+        <w:rPr>
+          <w:szCs w:val="20"/>
+        </w:rPr>
+        <w:t xml:space="preserve"> </w:t>
+      </w:r>
+      <w:proofErr w:type="spellStart"/>
+      <w:r>
+        <w:rPr>
+          <w:szCs w:val="20"/>
+        </w:rPr>
+        <w:t>Neurosci</w:t>
+      </w:r>
+      <w:proofErr w:type="spellEnd"/>
+      <w:r>
+        <w:rPr>
+          <w:szCs w:val="20"/>
+        </w:rPr>
+        <w:t xml:space="preserve">. 2025 Jul 3. </w:t>
+      </w:r>
+      <w:proofErr w:type="spellStart"/>
+      <w:r>
+        <w:rPr>
+          <w:szCs w:val="20"/>
+        </w:rPr>
+        <w:t>doi</w:t>
+      </w:r>
+      <w:proofErr w:type="spellEnd"/>
+      <w:r>
+        <w:rPr>
+          <w:szCs w:val="20"/>
+        </w:rPr>
+        <w:t xml:space="preserve">: 10.1007/s00406-025-02055-3. </w:t>
+      </w:r>
+      <w:proofErr w:type="spellStart"/>
+      <w:r>
+        <w:rPr>
+          <w:szCs w:val="20"/>
+        </w:rPr>
+        <w:t>Epub</w:t>
+      </w:r>
+      <w:proofErr w:type="spellEnd"/>
+      <w:r>
+        <w:rPr>
+          <w:szCs w:val="20"/>
+        </w:rPr>
+        <w:t xml:space="preserve"> ahead of print. PMID: 40608112.</w:t>
+      </w:r>
+      <w:r>
+        <w:rPr>
+          <w:szCs w:val="20"/>
+        </w:rPr>
+        <w:t xml:space="preserve"> </w:t>
       </w:r>
     </w:p>
     <w:p>
@@ -3624,123 +3981,90 @@
           <w:numId w:val="1"/>
         </w:numPr>
         <w:rPr>
-          <w:szCs w:val="20"/>
-        </w:rPr>
-      </w:pPr>
+          <w:sz w:val="24"/>
+        </w:rPr>
+      </w:pPr>
+      <w:r>
+        <w:rPr>
+          <w:szCs w:val="20"/>
+        </w:rPr>
+        <w:t xml:space="preserve">Hagan K, </w:t>
+      </w:r>
+      <w:r>
+        <w:rPr>
+          <w:b/>
+          <w:szCs w:val="20"/>
+        </w:rPr>
+        <w:t>Leenaerts N</w:t>
+      </w:r>
+      <w:r>
+        <w:rPr>
+          <w:szCs w:val="20"/>
+        </w:rPr>
+        <w:t xml:space="preserve">, Walsh BT, </w:t>
+      </w:r>
       <w:proofErr w:type="spellStart"/>
       <w:r>
         <w:rPr>
           <w:szCs w:val="20"/>
         </w:rPr>
-        <w:t>Crotti</w:t>
+        <w:t>Ranzenhofer</w:t>
       </w:r>
       <w:proofErr w:type="spellEnd"/>
       <w:r>
         <w:rPr>
           <w:szCs w:val="20"/>
         </w:rPr>
-        <w:t xml:space="preserve">, M., </w:t>
+        <w:t xml:space="preserve"> L. Applying machine learning to ecological momentary assessment data to identify predictors of loss-of-control eating and overeating severity in adolescents: A preliminary investigation. Appetite. 2025 Feb </w:t>
+      </w:r>
+      <w:proofErr w:type="gramStart"/>
+      <w:r>
+        <w:rPr>
+          <w:szCs w:val="20"/>
+        </w:rPr>
+        <w:t>6;207:107900</w:t>
+      </w:r>
+      <w:proofErr w:type="gramEnd"/>
+      <w:r>
+        <w:rPr>
+          <w:szCs w:val="20"/>
+        </w:rPr>
+        <w:t xml:space="preserve">. </w:t>
       </w:r>
       <w:proofErr w:type="spellStart"/>
       <w:r>
         <w:rPr>
           <w:szCs w:val="20"/>
         </w:rPr>
-        <w:t>Ortibus</w:t>
+        <w:t>doi</w:t>
       </w:r>
       <w:proofErr w:type="spellEnd"/>
       <w:r>
         <w:rPr>
           <w:szCs w:val="20"/>
         </w:rPr>
-        <w:t xml:space="preserve">, E., Ben Itzhak, N., </w:t>
+        <w:t xml:space="preserve">: 10.1016/j.appet.2025.107900. </w:t>
       </w:r>
       <w:proofErr w:type="spellStart"/>
       <w:r>
         <w:rPr>
           <w:szCs w:val="20"/>
         </w:rPr>
-        <w:t>Kleeren</w:t>
+        <w:t>Epub</w:t>
       </w:r>
       <w:proofErr w:type="spellEnd"/>
       <w:r>
         <w:rPr>
           <w:szCs w:val="20"/>
         </w:rPr>
-        <w:t xml:space="preserve">, L., </w:t>
-      </w:r>
-      <w:proofErr w:type="spellStart"/>
-      <w:r>
-        <w:rPr>
-          <w:szCs w:val="20"/>
-        </w:rPr>
-        <w:t>Decraene</w:t>
-      </w:r>
-      <w:proofErr w:type="spellEnd"/>
-      <w:r>
-        <w:rPr>
-          <w:szCs w:val="20"/>
-        </w:rPr>
-        <w:t xml:space="preserve">, L., </w:t>
-      </w:r>
-      <w:r>
-        <w:rPr>
-          <w:b/>
-          <w:szCs w:val="20"/>
-        </w:rPr>
-        <w:t>Leenaerts, N.</w:t>
-      </w:r>
-      <w:r>
-        <w:rPr>
-          <w:szCs w:val="20"/>
-        </w:rPr>
-        <w:t xml:space="preserve">, </w:t>
-      </w:r>
-      <w:proofErr w:type="spellStart"/>
-      <w:r>
-        <w:rPr>
-          <w:szCs w:val="20"/>
-        </w:rPr>
-        <w:t>Feys</w:t>
-      </w:r>
-      <w:proofErr w:type="spellEnd"/>
-      <w:r>
-        <w:rPr>
-          <w:szCs w:val="20"/>
-        </w:rPr>
-        <w:t xml:space="preserve">, H., &amp; </w:t>
-      </w:r>
-      <w:proofErr w:type="spellStart"/>
-      <w:r>
-        <w:rPr>
-          <w:szCs w:val="20"/>
-        </w:rPr>
-        <w:t>Mailleux</w:t>
-      </w:r>
-      <w:proofErr w:type="spellEnd"/>
-      <w:r>
-        <w:rPr>
-          <w:szCs w:val="20"/>
-        </w:rPr>
-        <w:t xml:space="preserve">, L. (2024). The relation between visual functions, functional vision, and bimanual function in children with unilateral cerebral palsy. Research in developmental disabilities, 152, 104792. Advance online publication. </w:t>
-      </w:r>
-      <w:hyperlink r:id="rId8" w:history="1">
-        <w:r>
-          <w:rPr>
-            <w:rStyle w:val="Hyperlink"/>
-            <w:szCs w:val="20"/>
-          </w:rPr>
-          <w:t>https://doi.org/10.1016/j.ridd.2024.104792</w:t>
-        </w:r>
-      </w:hyperlink>
-    </w:p>
-    <w:p>
-      <w:pPr>
-        <w:pStyle w:val="ListParagraph"/>
-        <w:rPr>
-          <w:szCs w:val="20"/>
-        </w:rPr>
-      </w:pPr>
+        <w:t xml:space="preserve"> ahead of print. PMID: 39922228. </w:t>
+      </w:r>
+      <w:r>
+        <w:rPr>
+          <w:szCs w:val="20"/>
+        </w:rPr>
+        <w:br/>
+      </w:r>
     </w:p>
     <w:p>
       <w:pPr>
@@ -3750,7 +4074,7 @@
           <w:numId w:val="1"/>
         </w:numPr>
         <w:rPr>
-          <w:szCs w:val="20"/>
+          <w:sz w:val="24"/>
         </w:rPr>
       </w:pPr>
       <w:r>
@@ -3759,77 +4083,27 @@
           <w:szCs w:val="20"/>
           <w:lang w:val="nl-BE"/>
         </w:rPr>
-        <w:t>Leenaerts, N.</w:t>
+        <w:t xml:space="preserve">Leenaerts, N., </w:t>
       </w:r>
       <w:r>
         <w:rPr>
           <w:szCs w:val="20"/>
           <w:lang w:val="nl-BE"/>
         </w:rPr>
-        <w:t xml:space="preserve">, Ceccarini, J., Sunaert, S., &amp; Vrieze, E. (2024). </w:t>
-      </w:r>
-      <w:r>
-        <w:rPr>
-          <w:szCs w:val="20"/>
-        </w:rPr>
-        <w:t xml:space="preserve">The relation between stress-induced dopamine release in the ventromedial prefrontal cortex, </w:t>
-      </w:r>
-      <w:proofErr w:type="spellStart"/>
-      <w:r>
-        <w:rPr>
-          <w:szCs w:val="20"/>
-        </w:rPr>
-        <w:t>fronto</w:t>
-      </w:r>
-      <w:proofErr w:type="spellEnd"/>
-      <w:r>
-        <w:rPr>
-          <w:szCs w:val="20"/>
-        </w:rPr>
-        <w:t>-striatal functional connectivity, and negative urgency: A multimodal investigation using [18</w:t>
-      </w:r>
-      <w:proofErr w:type="gramStart"/>
-      <w:r>
-        <w:rPr>
-          <w:szCs w:val="20"/>
-        </w:rPr>
-        <w:t>F]</w:t>
-      </w:r>
-      <w:proofErr w:type="spellStart"/>
-      <w:r>
-        <w:rPr>
-          <w:szCs w:val="20"/>
-        </w:rPr>
-        <w:t>Fallypride</w:t>
-      </w:r>
-      <w:proofErr w:type="spellEnd"/>
-      <w:proofErr w:type="gramEnd"/>
-      <w:r>
-        <w:rPr>
-          <w:szCs w:val="20"/>
-        </w:rPr>
-        <w:t xml:space="preserve"> PET, MRI and experience sampling. </w:t>
-      </w:r>
-      <w:proofErr w:type="spellStart"/>
-      <w:r>
-        <w:rPr>
-          <w:szCs w:val="20"/>
-        </w:rPr>
-        <w:t>Behavioural</w:t>
-      </w:r>
-      <w:proofErr w:type="spellEnd"/>
-      <w:r>
-        <w:rPr>
-          <w:szCs w:val="20"/>
-        </w:rPr>
-        <w:t xml:space="preserve"> brain research, 115138. Advance online publication. https://doi.org/10.1016/j.bbr.2024.115138</w:t>
+        <w:t xml:space="preserve">Vaessen, T., Sunaert, S., Ceccarini, J., &amp; Vrieze, E. (2024). </w:t>
+      </w:r>
+      <w:r>
+        <w:rPr>
+          <w:szCs w:val="20"/>
+        </w:rPr>
+        <w:t>Affective dynamics surrounding craving, non-heavy alcohol use and binge drinking in female patients with alcohol use disorder and controls: An experience sampling method study. Addiction (Abingdon, England), 10.1111/add.16682. Advance online publication. https://doi.org/10.1111/add.16682</w:t>
       </w:r>
     </w:p>
     <w:p>
       <w:pPr>
         <w:pStyle w:val="ListParagraph"/>
         <w:rPr>
-          <w:szCs w:val="20"/>
+          <w:sz w:val="24"/>
         </w:rPr>
       </w:pPr>
     </w:p>
@@ -3844,6 +4118,62 @@
           <w:szCs w:val="20"/>
         </w:rPr>
       </w:pPr>
+      <w:proofErr w:type="spellStart"/>
+      <w:r>
+        <w:rPr>
+          <w:szCs w:val="20"/>
+        </w:rPr>
+        <w:t>Crotti</w:t>
+      </w:r>
+      <w:proofErr w:type="spellEnd"/>
+      <w:r>
+        <w:rPr>
+          <w:szCs w:val="20"/>
+        </w:rPr>
+        <w:t xml:space="preserve">, M., </w:t>
+      </w:r>
+      <w:proofErr w:type="spellStart"/>
+      <w:r>
+        <w:rPr>
+          <w:szCs w:val="20"/>
+        </w:rPr>
+        <w:t>Ortibus</w:t>
+      </w:r>
+      <w:proofErr w:type="spellEnd"/>
+      <w:r>
+        <w:rPr>
+          <w:szCs w:val="20"/>
+        </w:rPr>
+        <w:t xml:space="preserve">, E., Ben Itzhak, N., </w:t>
+      </w:r>
+      <w:proofErr w:type="spellStart"/>
+      <w:r>
+        <w:rPr>
+          <w:szCs w:val="20"/>
+        </w:rPr>
+        <w:t>Kleeren</w:t>
+      </w:r>
+      <w:proofErr w:type="spellEnd"/>
+      <w:r>
+        <w:rPr>
+          <w:szCs w:val="20"/>
+        </w:rPr>
+        <w:t xml:space="preserve">, L., </w:t>
+      </w:r>
+      <w:proofErr w:type="spellStart"/>
+      <w:r>
+        <w:rPr>
+          <w:szCs w:val="20"/>
+        </w:rPr>
+        <w:t>Decraene</w:t>
+      </w:r>
+      <w:proofErr w:type="spellEnd"/>
+      <w:r>
+        <w:rPr>
+          <w:szCs w:val="20"/>
+        </w:rPr>
+        <w:t xml:space="preserve">, L., </w:t>
+      </w:r>
       <w:r>
         <w:rPr>
           <w:b/>
@@ -3862,29 +4192,43 @@
         <w:rPr>
           <w:szCs w:val="20"/>
         </w:rPr>
-        <w:t>Soyster</w:t>
+        <w:t>Feys</w:t>
       </w:r>
       <w:proofErr w:type="spellEnd"/>
       <w:r>
         <w:rPr>
           <w:szCs w:val="20"/>
         </w:rPr>
-        <w:t xml:space="preserve">, P., Ceccarini, J., Sunaert, S., Fisher, A., &amp; </w:t>
+        <w:t xml:space="preserve">, H., &amp; </w:t>
       </w:r>
       <w:proofErr w:type="spellStart"/>
       <w:r>
         <w:rPr>
           <w:szCs w:val="20"/>
         </w:rPr>
-        <w:t>Vrieze</w:t>
+        <w:t>Mailleux</w:t>
       </w:r>
       <w:proofErr w:type="spellEnd"/>
       <w:r>
         <w:rPr>
           <w:szCs w:val="20"/>
         </w:rPr>
-        <w:t>, E. (2024). Person-specific and pooled prediction models for binge eating, alcohol use and binge drinking in bulimia nervosa and alcohol use disorder. Psychological medicine, 1–16. Advance online publication. https://doi.org/10.1017/S0033291724000862</w:t>
-      </w:r>
+        <w:t xml:space="preserve">, L. (2024). The relation between visual functions, functional vision, and bimanual function in children with unilateral cerebral palsy. Research in developmental disabilities, 152, 104792. Advance online publication. </w:t>
+      </w:r>
+      <w:r>
+        <w:rPr>
+          <w:szCs w:val="20"/>
+        </w:rPr>
+        <w:t>https://doi.org/10.1016/j.ridd.2024.104792</w:t>
+      </w:r>
+    </w:p>
+    <w:p>
+      <w:pPr>
+        <w:pStyle w:val="ListParagraph"/>
+        <w:rPr>
+          <w:szCs w:val="20"/>
+        </w:rPr>
+      </w:pPr>
     </w:p>
     <w:p>
       <w:pPr>
@@ -3905,39 +4249,77 @@
           <w:szCs w:val="20"/>
         </w:rPr>
       </w:pPr>
+      <w:r>
+        <w:rPr>
+          <w:b/>
+          <w:szCs w:val="20"/>
+          <w:lang w:val="nl-BE"/>
+        </w:rPr>
+        <w:lastRenderedPageBreak/>
+        <w:t>Leenaerts, N.</w:t>
+      </w:r>
+      <w:r>
+        <w:rPr>
+          <w:szCs w:val="20"/>
+          <w:lang w:val="nl-BE"/>
+        </w:rPr>
+        <w:t xml:space="preserve">, Ceccarini, J., Sunaert, S., &amp; Vrieze, E. (2024). </w:t>
+      </w:r>
+      <w:r>
+        <w:rPr>
+          <w:szCs w:val="20"/>
+        </w:rPr>
+        <w:t xml:space="preserve">The relation between stress-induced dopamine release in the ventromedial prefrontal cortex, </w:t>
+      </w:r>
       <w:proofErr w:type="spellStart"/>
       <w:r>
         <w:rPr>
           <w:szCs w:val="20"/>
         </w:rPr>
-        <w:t>Vrieze</w:t>
+        <w:t>fronto</w:t>
       </w:r>
       <w:proofErr w:type="spellEnd"/>
       <w:r>
         <w:rPr>
           <w:szCs w:val="20"/>
         </w:rPr>
-        <w:t xml:space="preserve">, E., &amp; </w:t>
-      </w:r>
-      <w:r>
-        <w:rPr>
-          <w:b/>
-          <w:szCs w:val="20"/>
-        </w:rPr>
-        <w:t>Leenaerts, N.</w:t>
-      </w:r>
-      <w:r>
-        <w:rPr>
-          <w:szCs w:val="20"/>
-        </w:rPr>
-        <w:t xml:space="preserve"> (2023). Neuronal activity and reward processing in relation to binge eating. </w:t>
-      </w:r>
-      <w:r>
-        <w:rPr>
-          <w:szCs w:val="20"/>
-          <w:lang w:val="nl-BE"/>
-        </w:rPr>
-        <w:t>Current opinion in psychiatry, 36(6), 443–448. https://doi.org/10.1097/YCO.0000000000000895</w:t>
+        <w:t>-striatal functional connectivity, and negative urgency: A multimodal investigation using [18</w:t>
+      </w:r>
+      <w:proofErr w:type="gramStart"/>
+      <w:r>
+        <w:rPr>
+          <w:szCs w:val="20"/>
+        </w:rPr>
+        <w:t>F]</w:t>
+      </w:r>
+      <w:proofErr w:type="spellStart"/>
+      <w:r>
+        <w:rPr>
+          <w:szCs w:val="20"/>
+        </w:rPr>
+        <w:t>Fallypride</w:t>
+      </w:r>
+      <w:proofErr w:type="spellEnd"/>
+      <w:proofErr w:type="gramEnd"/>
+      <w:r>
+        <w:rPr>
+          <w:szCs w:val="20"/>
+        </w:rPr>
+        <w:t xml:space="preserve"> PET, MRI and experience sampling. </w:t>
+      </w:r>
+      <w:proofErr w:type="spellStart"/>
+      <w:r>
+        <w:rPr>
+          <w:szCs w:val="20"/>
+        </w:rPr>
+        <w:t>Behavioural</w:t>
+      </w:r>
+      <w:proofErr w:type="spellEnd"/>
+      <w:r>
+        <w:rPr>
+          <w:szCs w:val="20"/>
+        </w:rPr>
+        <w:t xml:space="preserve"> brain research, 115138. Advance online publication. https://doi.org/10.1016/j.bbr.2024.115138</w:t>
       </w:r>
     </w:p>
     <w:p>
@@ -3961,46 +4343,53 @@
       </w:pPr>
       <w:r>
         <w:rPr>
-          <w:szCs w:val="20"/>
-          <w:lang w:val="nl-BE"/>
-        </w:rPr>
-        <w:t xml:space="preserve">Schroyen, G., Sleurs, C., Ottenbourghs, T., </w:t>
-      </w:r>
-      <w:r>
-        <w:rPr>
           <w:b/>
           <w:szCs w:val="20"/>
-          <w:lang w:val="nl-BE"/>
         </w:rPr>
         <w:t>Leenaerts, N.</w:t>
       </w:r>
       <w:r>
         <w:rPr>
           <w:szCs w:val="20"/>
-          <w:lang w:val="nl-BE"/>
-        </w:rPr>
-        <w:t xml:space="preserve">, Nevelsteen, I., Melis, M., Smeets, A., Deprez, S., &amp; Sunaert, S. (2023). </w:t>
-      </w:r>
-      <w:r>
-        <w:rPr>
-          <w:szCs w:val="20"/>
-        </w:rPr>
-        <w:t xml:space="preserve">Changes in leukoencephalopathy and serum neurofilament after (neo)adjuvant chemotherapy for breast cancer. </w:t>
-      </w:r>
-      <w:r>
-        <w:rPr>
-          <w:szCs w:val="20"/>
-          <w:lang w:val="nl-BE"/>
-        </w:rPr>
-        <w:t>Translational Oncology, 37, 101769. https://doi.org/10.1016/J.TRANON.2023.101769</w:t>
-      </w:r>
-      <w:r>
-        <w:rPr>
-          <w:szCs w:val="20"/>
-          <w:lang w:val="nl-BE"/>
-        </w:rPr>
-        <w:br/>
-      </w:r>
+        </w:rPr>
+        <w:t xml:space="preserve">, </w:t>
+      </w:r>
+      <w:proofErr w:type="spellStart"/>
+      <w:r>
+        <w:rPr>
+          <w:szCs w:val="20"/>
+        </w:rPr>
+        <w:t>Soyster</w:t>
+      </w:r>
+      <w:proofErr w:type="spellEnd"/>
+      <w:r>
+        <w:rPr>
+          <w:szCs w:val="20"/>
+        </w:rPr>
+        <w:t xml:space="preserve">, P., Ceccarini, J., Sunaert, S., Fisher, A., &amp; </w:t>
+      </w:r>
+      <w:proofErr w:type="spellStart"/>
+      <w:r>
+        <w:rPr>
+          <w:szCs w:val="20"/>
+        </w:rPr>
+        <w:t>Vrieze</w:t>
+      </w:r>
+      <w:proofErr w:type="spellEnd"/>
+      <w:r>
+        <w:rPr>
+          <w:szCs w:val="20"/>
+        </w:rPr>
+        <w:t>, E. (2024). Person-specific and pooled prediction models for binge eating, alcohol use and binge drinking in bulimia nervosa and alcohol use disorder. Psychological medicine, 1–16. Advance online publication. https://doi.org/10.1017/S0033291724000862</w:t>
+      </w:r>
+    </w:p>
+    <w:p>
+      <w:pPr>
+        <w:pStyle w:val="ListParagraph"/>
+        <w:rPr>
+          <w:szCs w:val="20"/>
+        </w:rPr>
+      </w:pPr>
     </w:p>
     <w:p>
       <w:pPr>
@@ -4013,40 +4402,48 @@
           <w:szCs w:val="20"/>
         </w:rPr>
       </w:pPr>
+      <w:proofErr w:type="spellStart"/>
+      <w:r>
+        <w:rPr>
+          <w:szCs w:val="20"/>
+        </w:rPr>
+        <w:t>Vrieze</w:t>
+      </w:r>
+      <w:proofErr w:type="spellEnd"/>
+      <w:r>
+        <w:rPr>
+          <w:szCs w:val="20"/>
+        </w:rPr>
+        <w:t xml:space="preserve">, E., &amp; </w:t>
+      </w:r>
+      <w:r>
+        <w:rPr>
+          <w:b/>
+          <w:szCs w:val="20"/>
+        </w:rPr>
+        <w:t>Leenaerts, N.</w:t>
+      </w:r>
+      <w:r>
+        <w:rPr>
+          <w:szCs w:val="20"/>
+        </w:rPr>
+        <w:t xml:space="preserve"> (2023). Neuronal activity and reward processing in relation to binge eating. </w:t>
+      </w:r>
       <w:r>
         <w:rPr>
           <w:szCs w:val="20"/>
           <w:lang w:val="nl-BE"/>
         </w:rPr>
-        <w:t xml:space="preserve">Melis, M., Schroyen, G., Blommaert, J., </w:t>
-      </w:r>
-      <w:r>
-        <w:rPr>
-          <w:b/>
-          <w:szCs w:val="20"/>
-          <w:lang w:val="nl-BE"/>
-        </w:rPr>
-        <w:t>Leenaerts, N.</w:t>
-      </w:r>
-      <w:r>
-        <w:rPr>
-          <w:szCs w:val="20"/>
-          <w:lang w:val="nl-BE"/>
-        </w:rPr>
-        <w:t xml:space="preserve">, Smeets, A., Van Der Gucht, K., Sunaert, S., &amp; Deprez, S. (2023). </w:t>
-      </w:r>
-      <w:r>
-        <w:rPr>
-          <w:szCs w:val="20"/>
-        </w:rPr>
-        <w:t>The Impact of Mindfulness on Functional Brain Connectivity and Peripheral Inflammation in Breast Cancer Survivors with Cognitive Complaints. Cancers, 15(14), 3632. https://doi.org/10.3390/cancers15143632</w:t>
-      </w:r>
-      <w:r>
-        <w:rPr>
-          <w:szCs w:val="20"/>
-        </w:rPr>
-        <w:br/>
-      </w:r>
+        <w:t>Current opinion in psychiatry, 36(6), 443–448. https://doi.org/10.1097/YCO.0000000000000895</w:t>
+      </w:r>
+    </w:p>
+    <w:p>
+      <w:pPr>
+        <w:pStyle w:val="ListParagraph"/>
+        <w:rPr>
+          <w:szCs w:val="20"/>
+        </w:rPr>
+      </w:pPr>
     </w:p>
     <w:p>
       <w:pPr>
@@ -4064,8 +4461,7 @@
           <w:szCs w:val="20"/>
           <w:lang w:val="nl-BE"/>
         </w:rPr>
-        <w:lastRenderedPageBreak/>
-        <w:t xml:space="preserve">Melis, M., Schroyen, G., </w:t>
+        <w:t xml:space="preserve">Schroyen, G., Sleurs, C., Ottenbourghs, T., </w:t>
       </w:r>
       <w:r>
         <w:rPr>
@@ -4080,36 +4476,28 @@
           <w:szCs w:val="20"/>
           <w:lang w:val="nl-BE"/>
         </w:rPr>
-        <w:t xml:space="preserve">, Smeets, A., Sunaert, S., Van der Gucht, K., Deprez, S. with Melis, M. (2023). </w:t>
-      </w:r>
-      <w:r>
-        <w:rPr>
-          <w:szCs w:val="20"/>
-        </w:rPr>
-        <w:t xml:space="preserve">The impact of mindfulness on cancer-related cognitive impairment in breast cancer survivors with cognitive complaints. Cancer, 129 (7), 1105-1116. </w:t>
-      </w:r>
-      <w:proofErr w:type="spellStart"/>
-      <w:r>
-        <w:rPr>
-          <w:szCs w:val="20"/>
-        </w:rPr>
-        <w:t>doi</w:t>
-      </w:r>
-      <w:proofErr w:type="spellEnd"/>
-      <w:r>
-        <w:rPr>
-          <w:szCs w:val="20"/>
-        </w:rPr>
-        <w:t>: 10.1002/cncr.34640</w:t>
-      </w:r>
-    </w:p>
-    <w:p>
-      <w:pPr>
-        <w:pStyle w:val="ListParagraph"/>
-        <w:rPr>
-          <w:szCs w:val="20"/>
-        </w:rPr>
-      </w:pPr>
+        <w:t xml:space="preserve">, Nevelsteen, I., Melis, M., Smeets, A., Deprez, S., &amp; Sunaert, S. (2023). </w:t>
+      </w:r>
+      <w:r>
+        <w:rPr>
+          <w:szCs w:val="20"/>
+        </w:rPr>
+        <w:t xml:space="preserve">Changes in leukoencephalopathy and serum neurofilament after (neo)adjuvant chemotherapy for breast cancer. </w:t>
+      </w:r>
+      <w:r>
+        <w:rPr>
+          <w:szCs w:val="20"/>
+          <w:lang w:val="nl-BE"/>
+        </w:rPr>
+        <w:t>Translational Oncology, 37, 101769. https://doi.org/10.1016/J.TRANON.2023.101769</w:t>
+      </w:r>
+      <w:r>
+        <w:rPr>
+          <w:szCs w:val="20"/>
+          <w:lang w:val="nl-BE"/>
+        </w:rPr>
+        <w:br/>
+      </w:r>
     </w:p>
     <w:p>
       <w:pPr>
@@ -4124,93 +4512,38 @@
       </w:pPr>
       <w:r>
         <w:rPr>
+          <w:szCs w:val="20"/>
+          <w:lang w:val="nl-BE"/>
+        </w:rPr>
+        <w:t xml:space="preserve">Melis, M., Schroyen, G., Blommaert, J., </w:t>
+      </w:r>
+      <w:r>
+        <w:rPr>
           <w:b/>
           <w:szCs w:val="20"/>
-        </w:rPr>
-        <w:t>Leenaerts, N</w:t>
-      </w:r>
-      <w:r>
-        <w:rPr>
-          <w:b/>
-          <w:szCs w:val="20"/>
-        </w:rPr>
-        <w:t>.</w:t>
-      </w:r>
-      <w:r>
-        <w:rPr>
-          <w:szCs w:val="20"/>
-        </w:rPr>
-        <w:t xml:space="preserve">, </w:t>
-      </w:r>
-      <w:proofErr w:type="spellStart"/>
-      <w:r>
-        <w:rPr>
-          <w:szCs w:val="20"/>
-        </w:rPr>
-        <w:t>Vaessen</w:t>
-      </w:r>
-      <w:proofErr w:type="spellEnd"/>
-      <w:r>
-        <w:rPr>
-          <w:szCs w:val="20"/>
-        </w:rPr>
-        <w:t xml:space="preserve">, T., Sunaert, S., Ceccarini, J., </w:t>
-      </w:r>
-      <w:proofErr w:type="spellStart"/>
-      <w:r>
-        <w:rPr>
-          <w:szCs w:val="20"/>
-        </w:rPr>
-        <w:t>Vrieze</w:t>
-      </w:r>
-      <w:proofErr w:type="spellEnd"/>
-      <w:r>
-        <w:rPr>
-          <w:szCs w:val="20"/>
-        </w:rPr>
-        <w:t xml:space="preserve">, E. with Leenaerts, N. (2023). How Negative Affect Does and Does Not Lead to Binge Eating-The Importance of Craving and Negative Urgency in Bulimia Nervosa. </w:t>
-      </w:r>
-      <w:r>
-        <w:rPr>
-          <w:szCs w:val="20"/>
-        </w:rPr>
-        <w:t xml:space="preserve">Journal </w:t>
-      </w:r>
-      <w:proofErr w:type="gramStart"/>
-      <w:r>
-        <w:rPr>
-          <w:szCs w:val="20"/>
-        </w:rPr>
-        <w:t>Of</w:t>
-      </w:r>
-      <w:proofErr w:type="gramEnd"/>
-      <w:r>
-        <w:rPr>
-          <w:szCs w:val="20"/>
-        </w:rPr>
-        <w:t xml:space="preserve"> Psychopathology And Clinical Science. </w:t>
-      </w:r>
-      <w:proofErr w:type="spellStart"/>
-      <w:r>
-        <w:rPr>
-          <w:szCs w:val="20"/>
-        </w:rPr>
-        <w:t>doi</w:t>
-      </w:r>
-      <w:proofErr w:type="spellEnd"/>
-      <w:r>
-        <w:rPr>
-          <w:szCs w:val="20"/>
-        </w:rPr>
-        <w:t>: 10.1037/abn0000830</w:t>
-      </w:r>
-    </w:p>
-    <w:p>
-      <w:pPr>
-        <w:rPr>
-          <w:szCs w:val="20"/>
-        </w:rPr>
-      </w:pPr>
+          <w:lang w:val="nl-BE"/>
+        </w:rPr>
+        <w:t>Leenaerts, N.</w:t>
+      </w:r>
+      <w:r>
+        <w:rPr>
+          <w:szCs w:val="20"/>
+          <w:lang w:val="nl-BE"/>
+        </w:rPr>
+        <w:t xml:space="preserve">, Smeets, A., Van Der Gucht, K., Sunaert, S., &amp; Deprez, S. (2023). </w:t>
+      </w:r>
+      <w:r>
+        <w:rPr>
+          <w:szCs w:val="20"/>
+        </w:rPr>
+        <w:t>The Impact of Mindfulness on Functional Brain Connectivity and Peripheral Inflammation in Breast Cancer Survivors with Cognitive Complaints. Cancers, 15(14), 3632. https://doi.org/10.3390/cancers15143632</w:t>
+      </w:r>
+      <w:r>
+        <w:rPr>
+          <w:szCs w:val="20"/>
+        </w:rPr>
+        <w:br/>
+      </w:r>
     </w:p>
     <w:p>
       <w:pPr>
@@ -4223,134 +4556,52 @@
           <w:szCs w:val="20"/>
         </w:rPr>
       </w:pPr>
+      <w:r>
+        <w:rPr>
+          <w:szCs w:val="20"/>
+          <w:lang w:val="nl-BE"/>
+        </w:rPr>
+        <w:t xml:space="preserve">Melis, M., Schroyen, G., </w:t>
+      </w:r>
+      <w:r>
+        <w:rPr>
+          <w:b/>
+          <w:szCs w:val="20"/>
+          <w:lang w:val="nl-BE"/>
+        </w:rPr>
+        <w:t>Leenaerts, N.</w:t>
+      </w:r>
+      <w:r>
+        <w:rPr>
+          <w:szCs w:val="20"/>
+          <w:lang w:val="nl-BE"/>
+        </w:rPr>
+        <w:t xml:space="preserve">, Smeets, A., Sunaert, S., Van der Gucht, K., Deprez, S. with Melis, M. (2023). </w:t>
+      </w:r>
+      <w:r>
+        <w:rPr>
+          <w:szCs w:val="20"/>
+        </w:rPr>
+        <w:t xml:space="preserve">The impact of mindfulness on cancer-related cognitive impairment in breast cancer survivors with cognitive complaints. Cancer, 129 (7), 1105-1116. </w:t>
+      </w:r>
       <w:proofErr w:type="spellStart"/>
       <w:r>
         <w:rPr>
           <w:szCs w:val="20"/>
         </w:rPr>
-        <w:t>Schroyen</w:t>
+        <w:t>doi</w:t>
       </w:r>
       <w:proofErr w:type="spellEnd"/>
       <w:r>
         <w:rPr>
           <w:szCs w:val="20"/>
         </w:rPr>
-        <w:t xml:space="preserve"> G, Schramm G, Van </w:t>
-      </w:r>
-      <w:proofErr w:type="spellStart"/>
-      <w:r>
-        <w:rPr>
-          <w:szCs w:val="20"/>
-        </w:rPr>
-        <w:t>Weehaeghe</w:t>
-      </w:r>
-      <w:proofErr w:type="spellEnd"/>
-      <w:r>
-        <w:rPr>
-          <w:szCs w:val="20"/>
-        </w:rPr>
-        <w:t xml:space="preserve"> D, </w:t>
-      </w:r>
-      <w:r>
-        <w:rPr>
-          <w:b/>
-          <w:szCs w:val="20"/>
-        </w:rPr>
-        <w:t>Leenaerts N</w:t>
-      </w:r>
-      <w:r>
-        <w:rPr>
-          <w:szCs w:val="20"/>
-        </w:rPr>
-        <w:t xml:space="preserve">, </w:t>
-      </w:r>
-      <w:proofErr w:type="spellStart"/>
-      <w:r>
-        <w:rPr>
-          <w:szCs w:val="20"/>
-        </w:rPr>
-        <w:t>Vande</w:t>
-      </w:r>
-      <w:proofErr w:type="spellEnd"/>
-      <w:r>
-        <w:rPr>
-          <w:szCs w:val="20"/>
-        </w:rPr>
-        <w:t xml:space="preserve"> </w:t>
-      </w:r>
-      <w:proofErr w:type="spellStart"/>
-      <w:r>
-        <w:rPr>
-          <w:szCs w:val="20"/>
-        </w:rPr>
-        <w:t>Casteele</w:t>
-      </w:r>
-      <w:proofErr w:type="spellEnd"/>
-      <w:r>
-        <w:rPr>
-          <w:szCs w:val="20"/>
-        </w:rPr>
-        <w:t xml:space="preserve"> T, Blommaert J, </w:t>
-      </w:r>
-      <w:proofErr w:type="spellStart"/>
-      <w:r>
-        <w:rPr>
-          <w:szCs w:val="20"/>
-        </w:rPr>
-        <w:t>Koole</w:t>
-      </w:r>
-      <w:proofErr w:type="spellEnd"/>
-      <w:r>
-        <w:rPr>
-          <w:szCs w:val="20"/>
-        </w:rPr>
-        <w:t xml:space="preserve"> M, </w:t>
-      </w:r>
-      <w:proofErr w:type="spellStart"/>
-      <w:r>
-        <w:rPr>
-          <w:szCs w:val="20"/>
-        </w:rPr>
-        <w:t>Smeets</w:t>
-      </w:r>
-      <w:proofErr w:type="spellEnd"/>
-      <w:r>
-        <w:rPr>
-          <w:szCs w:val="20"/>
-        </w:rPr>
-        <w:t xml:space="preserve"> A, Van </w:t>
-      </w:r>
-      <w:proofErr w:type="spellStart"/>
-      <w:r>
-        <w:rPr>
-          <w:szCs w:val="20"/>
-        </w:rPr>
-        <w:t>Laere</w:t>
-      </w:r>
-      <w:proofErr w:type="spellEnd"/>
-      <w:r>
-        <w:rPr>
-          <w:szCs w:val="20"/>
-        </w:rPr>
-        <w:t xml:space="preserve"> K, Sunaert S and </w:t>
-      </w:r>
-      <w:proofErr w:type="spellStart"/>
-      <w:r>
-        <w:rPr>
-          <w:szCs w:val="20"/>
-        </w:rPr>
-        <w:t>Deprez</w:t>
-      </w:r>
-      <w:proofErr w:type="spellEnd"/>
-      <w:r>
-        <w:rPr>
-          <w:szCs w:val="20"/>
-        </w:rPr>
-        <w:t xml:space="preserve"> S (2022) Cerebral glucose changes after chemotherapy and their relation to long-term cognitive complaints and fatigue. Front. Oncol. 12:1021615. doi:10.3389/fonc.2022.1021615</w:t>
+        <w:t>: 10.1002/cncr.34640</w:t>
       </w:r>
     </w:p>
     <w:p>
       <w:pPr>
+        <w:pStyle w:val="ListParagraph"/>
         <w:rPr>
           <w:szCs w:val="20"/>
         </w:rPr>
@@ -4369,127 +4620,93 @@
       </w:pPr>
       <w:r>
         <w:rPr>
-          <w:szCs w:val="20"/>
-        </w:rPr>
-        <w:t xml:space="preserve">Radwan, A., </w:t>
+          <w:b/>
+          <w:szCs w:val="20"/>
+        </w:rPr>
+        <w:t>Leenaerts, N</w:t>
+      </w:r>
+      <w:r>
+        <w:rPr>
+          <w:b/>
+          <w:szCs w:val="20"/>
+        </w:rPr>
+        <w:t>.</w:t>
+      </w:r>
+      <w:r>
+        <w:rPr>
+          <w:szCs w:val="20"/>
+        </w:rPr>
+        <w:t xml:space="preserve">, </w:t>
       </w:r>
       <w:proofErr w:type="spellStart"/>
       <w:r>
         <w:rPr>
           <w:szCs w:val="20"/>
         </w:rPr>
-        <w:t>Decraene</w:t>
+        <w:t>Vaessen</w:t>
       </w:r>
       <w:proofErr w:type="spellEnd"/>
       <w:r>
         <w:rPr>
           <w:szCs w:val="20"/>
         </w:rPr>
-        <w:t xml:space="preserve">, L., Dupont, P., </w:t>
-      </w:r>
-      <w:r>
-        <w:rPr>
-          <w:b/>
-          <w:szCs w:val="20"/>
-        </w:rPr>
-        <w:t>Leenaerts, N.</w:t>
-      </w:r>
-      <w:r>
-        <w:rPr>
-          <w:szCs w:val="20"/>
-        </w:rPr>
-        <w:t xml:space="preserve">, Simon-Martinez, C., </w:t>
+        <w:t xml:space="preserve">, T., Sunaert, S., Ceccarini, J., </w:t>
       </w:r>
       <w:proofErr w:type="spellStart"/>
       <w:r>
         <w:rPr>
           <w:szCs w:val="20"/>
         </w:rPr>
-        <w:t>Klingels</w:t>
+        <w:t>Vrieze</w:t>
       </w:r>
       <w:proofErr w:type="spellEnd"/>
       <w:r>
         <w:rPr>
           <w:szCs w:val="20"/>
         </w:rPr>
-        <w:t xml:space="preserve">, K., </w:t>
+        <w:t xml:space="preserve">, E. with Leenaerts, N. (2023). How Negative Affect Does and Does Not Lead to Binge Eating-The Importance of Craving and Negative Urgency in Bulimia Nervosa. </w:t>
+      </w:r>
+      <w:r>
+        <w:rPr>
+          <w:szCs w:val="20"/>
+        </w:rPr>
+        <w:t xml:space="preserve">Journal </w:t>
+      </w:r>
+      <w:proofErr w:type="gramStart"/>
+      <w:r>
+        <w:rPr>
+          <w:szCs w:val="20"/>
+        </w:rPr>
+        <w:t>Of</w:t>
+      </w:r>
+      <w:proofErr w:type="gramEnd"/>
+      <w:r>
+        <w:rPr>
+          <w:szCs w:val="20"/>
+        </w:rPr>
+        <w:t xml:space="preserve"> Psychopathology And Clinical Science. </w:t>
       </w:r>
       <w:proofErr w:type="spellStart"/>
       <w:r>
         <w:rPr>
           <w:szCs w:val="20"/>
         </w:rPr>
-        <w:t>Ortibus</w:t>
+        <w:t>doi</w:t>
       </w:r>
       <w:proofErr w:type="spellEnd"/>
       <w:r>
         <w:rPr>
           <w:szCs w:val="20"/>
         </w:rPr>
-        <w:t xml:space="preserve">, E., </w:t>
-      </w:r>
-      <w:proofErr w:type="spellStart"/>
-      <w:r>
-        <w:rPr>
-          <w:szCs w:val="20"/>
-        </w:rPr>
-        <w:t>Feys</w:t>
-      </w:r>
-      <w:proofErr w:type="spellEnd"/>
-      <w:r>
-        <w:rPr>
-          <w:szCs w:val="20"/>
-        </w:rPr>
-        <w:t xml:space="preserve">, H., Sunaert, S., Blommaert, J., </w:t>
-      </w:r>
-      <w:proofErr w:type="spellStart"/>
-      <w:r>
-        <w:rPr>
-          <w:szCs w:val="20"/>
-        </w:rPr>
-        <w:t>Mailleux</w:t>
-      </w:r>
-      <w:proofErr w:type="spellEnd"/>
-      <w:r>
-        <w:rPr>
-          <w:szCs w:val="20"/>
-        </w:rPr>
-        <w:t xml:space="preserve">, L. with Blommaert, J. (joint last author), </w:t>
-      </w:r>
-      <w:proofErr w:type="spellStart"/>
-      <w:r>
-        <w:rPr>
-          <w:szCs w:val="20"/>
-        </w:rPr>
-        <w:t>Mailleux</w:t>
-      </w:r>
-      <w:proofErr w:type="spellEnd"/>
-      <w:r>
-        <w:rPr>
-          <w:szCs w:val="20"/>
-        </w:rPr>
-        <w:t xml:space="preserve">, L. (joint last author), Blommaert, J. (2023). Exploring structural connectomes in children with unilateral cerebral palsy using graph theory. Human Brain Mapping. </w:t>
-      </w:r>
-      <w:proofErr w:type="spellStart"/>
-      <w:r>
-        <w:rPr>
-          <w:szCs w:val="20"/>
-        </w:rPr>
-        <w:t>doi</w:t>
-      </w:r>
-      <w:proofErr w:type="spellEnd"/>
-      <w:r>
-        <w:rPr>
-          <w:szCs w:val="20"/>
-        </w:rPr>
-        <w:t>: 10.1002/hbm.26241</w:t>
-      </w:r>
-      <w:r>
-        <w:rPr>
-          <w:szCs w:val="20"/>
-        </w:rPr>
-        <w:br/>
-      </w:r>
+        <w:t>: 10.1037/abn0000830</w:t>
+      </w:r>
+    </w:p>
+    <w:p>
+      <w:pPr>
+        <w:rPr>
+          <w:szCs w:val="20"/>
+        </w:rPr>
+      </w:pPr>
     </w:p>
     <w:p>
       <w:pPr>
@@ -4502,45 +4719,134 @@
           <w:szCs w:val="20"/>
         </w:rPr>
       </w:pPr>
+      <w:proofErr w:type="spellStart"/>
+      <w:r>
+        <w:rPr>
+          <w:szCs w:val="20"/>
+        </w:rPr>
+        <w:t>Schroyen</w:t>
+      </w:r>
+      <w:proofErr w:type="spellEnd"/>
+      <w:r>
+        <w:rPr>
+          <w:szCs w:val="20"/>
+        </w:rPr>
+        <w:t xml:space="preserve"> G, Schramm G, Van </w:t>
+      </w:r>
+      <w:proofErr w:type="spellStart"/>
+      <w:r>
+        <w:rPr>
+          <w:szCs w:val="20"/>
+        </w:rPr>
+        <w:t>Weehaeghe</w:t>
+      </w:r>
+      <w:proofErr w:type="spellEnd"/>
+      <w:r>
+        <w:rPr>
+          <w:szCs w:val="20"/>
+        </w:rPr>
+        <w:t xml:space="preserve"> D, </w:t>
+      </w:r>
       <w:r>
         <w:rPr>
           <w:b/>
           <w:szCs w:val="20"/>
-          <w:lang w:val="nl-NL"/>
-        </w:rPr>
-        <w:t>Leenaerts, N.</w:t>
-      </w:r>
-      <w:r>
-        <w:rPr>
-          <w:szCs w:val="20"/>
-          <w:lang w:val="nl-NL"/>
-        </w:rPr>
-        <w:t xml:space="preserve">, Jongen, D., Ceccarini, J., Van Oudenhove, L., &amp; Vrieze, E. (2022). </w:t>
-      </w:r>
-      <w:r>
-        <w:rPr>
-          <w:szCs w:val="20"/>
-        </w:rPr>
-        <w:t xml:space="preserve">The neurobiological reward system and binge eating: A critical systematic review of neuroimaging studies. International Journal </w:t>
-      </w:r>
-      <w:proofErr w:type="gramStart"/>
-      <w:r>
-        <w:rPr>
-          <w:szCs w:val="20"/>
-        </w:rPr>
-        <w:t>Of</w:t>
-      </w:r>
-      <w:proofErr w:type="gramEnd"/>
-      <w:r>
-        <w:rPr>
-          <w:szCs w:val="20"/>
-        </w:rPr>
-        <w:t xml:space="preserve"> Eating Disorders, 38 pages. doi:10.1002/eat.23776</w:t>
+        </w:rPr>
+        <w:t>Leenaerts N</w:t>
+      </w:r>
+      <w:r>
+        <w:rPr>
+          <w:szCs w:val="20"/>
+        </w:rPr>
+        <w:t xml:space="preserve">, </w:t>
+      </w:r>
+      <w:proofErr w:type="spellStart"/>
+      <w:r>
+        <w:rPr>
+          <w:szCs w:val="20"/>
+        </w:rPr>
+        <w:t>Vande</w:t>
+      </w:r>
+      <w:proofErr w:type="spellEnd"/>
+      <w:r>
+        <w:rPr>
+          <w:szCs w:val="20"/>
+        </w:rPr>
+        <w:t xml:space="preserve"> </w:t>
+      </w:r>
+      <w:proofErr w:type="spellStart"/>
+      <w:r>
+        <w:rPr>
+          <w:szCs w:val="20"/>
+        </w:rPr>
+        <w:t>Casteele</w:t>
+      </w:r>
+      <w:proofErr w:type="spellEnd"/>
+      <w:r>
+        <w:rPr>
+          <w:szCs w:val="20"/>
+        </w:rPr>
+        <w:t xml:space="preserve"> T, Blommaert J, </w:t>
+      </w:r>
+      <w:proofErr w:type="spellStart"/>
+      <w:r>
+        <w:rPr>
+          <w:szCs w:val="20"/>
+        </w:rPr>
+        <w:t>Koole</w:t>
+      </w:r>
+      <w:proofErr w:type="spellEnd"/>
+      <w:r>
+        <w:rPr>
+          <w:szCs w:val="20"/>
+        </w:rPr>
+        <w:t xml:space="preserve"> M, </w:t>
+      </w:r>
+      <w:proofErr w:type="spellStart"/>
+      <w:r>
+        <w:rPr>
+          <w:szCs w:val="20"/>
+        </w:rPr>
+        <w:t>Smeets</w:t>
+      </w:r>
+      <w:proofErr w:type="spellEnd"/>
+      <w:r>
+        <w:rPr>
+          <w:szCs w:val="20"/>
+        </w:rPr>
+        <w:t xml:space="preserve"> A, Van </w:t>
+      </w:r>
+      <w:proofErr w:type="spellStart"/>
+      <w:r>
+        <w:rPr>
+          <w:szCs w:val="20"/>
+        </w:rPr>
+        <w:t>Laere</w:t>
+      </w:r>
+      <w:proofErr w:type="spellEnd"/>
+      <w:r>
+        <w:rPr>
+          <w:szCs w:val="20"/>
+        </w:rPr>
+        <w:t xml:space="preserve"> K, Sunaert S and </w:t>
+      </w:r>
+      <w:proofErr w:type="spellStart"/>
+      <w:r>
+        <w:rPr>
+          <w:szCs w:val="20"/>
+        </w:rPr>
+        <w:t>Deprez</w:t>
+      </w:r>
+      <w:proofErr w:type="spellEnd"/>
+      <w:r>
+        <w:rPr>
+          <w:szCs w:val="20"/>
+        </w:rPr>
+        <w:t xml:space="preserve"> S (2022) Cerebral glucose changes after chemotherapy and their relation to long-term cognitive complaints and fatigue. Front. Oncol. 12:1021615. doi:10.3389/fonc.2022.1021615</w:t>
       </w:r>
     </w:p>
     <w:p>
       <w:pPr>
-        <w:pStyle w:val="ListParagraph"/>
         <w:rPr>
           <w:szCs w:val="20"/>
         </w:rPr>
@@ -4559,38 +4865,120 @@
       </w:pPr>
       <w:r>
         <w:rPr>
+          <w:szCs w:val="20"/>
+        </w:rPr>
+        <w:t xml:space="preserve">Radwan, A., </w:t>
+      </w:r>
+      <w:proofErr w:type="spellStart"/>
+      <w:r>
+        <w:rPr>
+          <w:szCs w:val="20"/>
+        </w:rPr>
+        <w:t>Decraene</w:t>
+      </w:r>
+      <w:proofErr w:type="spellEnd"/>
+      <w:r>
+        <w:rPr>
+          <w:szCs w:val="20"/>
+        </w:rPr>
+        <w:t xml:space="preserve">, L., Dupont, P., </w:t>
+      </w:r>
+      <w:r>
+        <w:rPr>
           <w:b/>
           <w:szCs w:val="20"/>
-          <w:lang w:val="nl-NL"/>
         </w:rPr>
         <w:t>Leenaerts, N.</w:t>
       </w:r>
       <w:r>
         <w:rPr>
           <w:szCs w:val="20"/>
-          <w:lang w:val="nl-NL"/>
-        </w:rPr>
-        <w:t xml:space="preserve">, Ceccarini, J., Sunaert, S., &amp; Vrieze, E. (2022). </w:t>
-      </w:r>
-      <w:r>
-        <w:rPr>
-          <w:szCs w:val="20"/>
-        </w:rPr>
-        <w:t xml:space="preserve">The impact of COVID-19-related smell and taste disorders on a patient with bulimia nervosa: a case report. </w:t>
+        </w:rPr>
+        <w:t xml:space="preserve">, Simon-Martinez, C., </w:t>
       </w:r>
       <w:proofErr w:type="spellStart"/>
       <w:r>
         <w:rPr>
           <w:szCs w:val="20"/>
         </w:rPr>
-        <w:t>Neurocase</w:t>
+        <w:t>Klingels</w:t>
       </w:r>
       <w:proofErr w:type="spellEnd"/>
       <w:r>
         <w:rPr>
           <w:szCs w:val="20"/>
         </w:rPr>
-        <w:t>, 28(1), 72-76. doi:10.1080/13554794.2021.2024859</w:t>
+        <w:t xml:space="preserve">, K., </w:t>
+      </w:r>
+      <w:proofErr w:type="spellStart"/>
+      <w:r>
+        <w:rPr>
+          <w:szCs w:val="20"/>
+        </w:rPr>
+        <w:t>Ortibus</w:t>
+      </w:r>
+      <w:proofErr w:type="spellEnd"/>
+      <w:r>
+        <w:rPr>
+          <w:szCs w:val="20"/>
+        </w:rPr>
+        <w:t xml:space="preserve">, E., </w:t>
+      </w:r>
+      <w:proofErr w:type="spellStart"/>
+      <w:r>
+        <w:rPr>
+          <w:szCs w:val="20"/>
+        </w:rPr>
+        <w:t>Feys</w:t>
+      </w:r>
+      <w:proofErr w:type="spellEnd"/>
+      <w:r>
+        <w:rPr>
+          <w:szCs w:val="20"/>
+        </w:rPr>
+        <w:t xml:space="preserve">, H., Sunaert, S., Blommaert, J., </w:t>
+      </w:r>
+      <w:proofErr w:type="spellStart"/>
+      <w:r>
+        <w:rPr>
+          <w:szCs w:val="20"/>
+        </w:rPr>
+        <w:t>Mailleux</w:t>
+      </w:r>
+      <w:proofErr w:type="spellEnd"/>
+      <w:r>
+        <w:rPr>
+          <w:szCs w:val="20"/>
+        </w:rPr>
+        <w:t xml:space="preserve">, L. with Blommaert, J. (joint last author), </w:t>
+      </w:r>
+      <w:proofErr w:type="spellStart"/>
+      <w:r>
+        <w:rPr>
+          <w:szCs w:val="20"/>
+        </w:rPr>
+        <w:t>Mailleux</w:t>
+      </w:r>
+      <w:proofErr w:type="spellEnd"/>
+      <w:r>
+        <w:rPr>
+          <w:szCs w:val="20"/>
+        </w:rPr>
+        <w:t xml:space="preserve">, L. (joint last author), Blommaert, J. (2023). Exploring structural connectomes in children with unilateral cerebral palsy using graph theory. Human Brain Mapping. </w:t>
+      </w:r>
+      <w:proofErr w:type="spellStart"/>
+      <w:r>
+        <w:rPr>
+          <w:szCs w:val="20"/>
+        </w:rPr>
+        <w:t>doi</w:t>
+      </w:r>
+      <w:proofErr w:type="spellEnd"/>
+      <w:r>
+        <w:rPr>
+          <w:szCs w:val="20"/>
+        </w:rPr>
+        <w:t>: 10.1002/hbm.26241</w:t>
       </w:r>
       <w:r>
         <w:rPr>
@@ -4610,116 +4998,40 @@
           <w:szCs w:val="20"/>
         </w:rPr>
       </w:pPr>
-      <w:proofErr w:type="spellStart"/>
-      <w:r>
-        <w:rPr>
-          <w:szCs w:val="20"/>
-        </w:rPr>
-        <w:t>Demyttenaere</w:t>
-      </w:r>
-      <w:proofErr w:type="spellEnd"/>
-      <w:r>
-        <w:rPr>
-          <w:szCs w:val="20"/>
-        </w:rPr>
-        <w:t xml:space="preserve">, K., </w:t>
-      </w:r>
       <w:r>
         <w:rPr>
           <w:b/>
           <w:szCs w:val="20"/>
+          <w:lang w:val="nl-NL"/>
         </w:rPr>
         <w:t>Leenaerts, N.</w:t>
       </w:r>
       <w:r>
         <w:rPr>
           <w:szCs w:val="20"/>
-        </w:rPr>
-        <w:t xml:space="preserve">, </w:t>
-      </w:r>
-      <w:proofErr w:type="spellStart"/>
-      <w:r>
-        <w:rPr>
-          <w:szCs w:val="20"/>
-        </w:rPr>
-        <w:t>Acsai</w:t>
-      </w:r>
-      <w:proofErr w:type="spellEnd"/>
-      <w:r>
-        <w:rPr>
-          <w:szCs w:val="20"/>
-        </w:rPr>
-        <w:t xml:space="preserve">, K., </w:t>
-      </w:r>
-      <w:proofErr w:type="spellStart"/>
-      <w:r>
-        <w:rPr>
-          <w:szCs w:val="20"/>
-        </w:rPr>
-        <w:t>Sebe</w:t>
-      </w:r>
-      <w:proofErr w:type="spellEnd"/>
-      <w:r>
-        <w:rPr>
-          <w:szCs w:val="20"/>
-        </w:rPr>
-        <w:t xml:space="preserve">, B., </w:t>
-      </w:r>
-      <w:proofErr w:type="spellStart"/>
-      <w:r>
-        <w:rPr>
-          <w:szCs w:val="20"/>
-        </w:rPr>
-        <w:t>Laszlovszky</w:t>
-      </w:r>
-      <w:proofErr w:type="spellEnd"/>
-      <w:r>
-        <w:rPr>
-          <w:szCs w:val="20"/>
-        </w:rPr>
-        <w:t xml:space="preserve">, I., </w:t>
-      </w:r>
-      <w:proofErr w:type="spellStart"/>
-      <w:r>
-        <w:rPr>
-          <w:szCs w:val="20"/>
-        </w:rPr>
-        <w:t>Barabassy</w:t>
-      </w:r>
-      <w:proofErr w:type="spellEnd"/>
-      <w:r>
-        <w:rPr>
-          <w:szCs w:val="20"/>
-        </w:rPr>
-        <w:t xml:space="preserve">, A., . . . </w:t>
-      </w:r>
-      <w:proofErr w:type="spellStart"/>
-      <w:r>
-        <w:rPr>
-          <w:szCs w:val="20"/>
-        </w:rPr>
-        <w:t>Correll</w:t>
-      </w:r>
-      <w:proofErr w:type="spellEnd"/>
-      <w:r>
-        <w:rPr>
-          <w:szCs w:val="20"/>
-        </w:rPr>
-        <w:t xml:space="preserve">, C. U. (2021). Disentangling the symptoms of schizophrenia: Network analysis in acute phase patients and in patients with predominant negative symptoms. European Psychiatry, 65(1), 10 pages. </w:t>
+          <w:lang w:val="nl-NL"/>
+        </w:rPr>
+        <w:t xml:space="preserve">, Jongen, D., Ceccarini, J., Van Oudenhove, L., &amp; Vrieze, E. (2022). </w:t>
+      </w:r>
+      <w:r>
+        <w:rPr>
+          <w:szCs w:val="20"/>
+        </w:rPr>
+        <w:t xml:space="preserve">The neurobiological reward system and binge eating: A critical systematic review of neuroimaging studies. International Journal </w:t>
       </w:r>
       <w:proofErr w:type="gramStart"/>
       <w:r>
         <w:rPr>
           <w:szCs w:val="20"/>
         </w:rPr>
-        <w:t>doi:10.1192/j.eurpsy</w:t>
+        <w:t>Of</w:t>
       </w:r>
       <w:proofErr w:type="gramEnd"/>
       <w:r>
         <w:rPr>
           <w:szCs w:val="20"/>
         </w:rPr>
-        <w:t>.2021.2241</w:t>
+        <w:t xml:space="preserve"> Eating Disorders, 38 pages. doi:10.1002/eat.23776</w:t>
       </w:r>
     </w:p>
     <w:p>
@@ -4747,6 +5059,191 @@
           <w:szCs w:val="20"/>
           <w:lang w:val="nl-NL"/>
         </w:rPr>
+        <w:lastRenderedPageBreak/>
+        <w:t>Leenaerts, N.</w:t>
+      </w:r>
+      <w:r>
+        <w:rPr>
+          <w:szCs w:val="20"/>
+          <w:lang w:val="nl-NL"/>
+        </w:rPr>
+        <w:t xml:space="preserve">, Ceccarini, J., Sunaert, S., &amp; Vrieze, E. (2022). </w:t>
+      </w:r>
+      <w:r>
+        <w:rPr>
+          <w:szCs w:val="20"/>
+        </w:rPr>
+        <w:t xml:space="preserve">The impact of COVID-19-related smell and taste disorders on a patient with bulimia nervosa: a case report. </w:t>
+      </w:r>
+      <w:proofErr w:type="spellStart"/>
+      <w:r>
+        <w:rPr>
+          <w:szCs w:val="20"/>
+        </w:rPr>
+        <w:t>Neurocase</w:t>
+      </w:r>
+      <w:proofErr w:type="spellEnd"/>
+      <w:r>
+        <w:rPr>
+          <w:szCs w:val="20"/>
+        </w:rPr>
+        <w:t>, 28(1), 72-76. doi:10.1080/13554794.2021.2024859</w:t>
+      </w:r>
+      <w:r>
+        <w:rPr>
+          <w:szCs w:val="20"/>
+        </w:rPr>
+        <w:br/>
+      </w:r>
+    </w:p>
+    <w:p>
+      <w:pPr>
+        <w:pStyle w:val="ListParagraph"/>
+        <w:numPr>
+          <w:ilvl w:val="0"/>
+          <w:numId w:val="1"/>
+        </w:numPr>
+        <w:rPr>
+          <w:szCs w:val="20"/>
+        </w:rPr>
+      </w:pPr>
+      <w:proofErr w:type="spellStart"/>
+      <w:r>
+        <w:rPr>
+          <w:szCs w:val="20"/>
+        </w:rPr>
+        <w:t>Demyttenaere</w:t>
+      </w:r>
+      <w:proofErr w:type="spellEnd"/>
+      <w:r>
+        <w:rPr>
+          <w:szCs w:val="20"/>
+        </w:rPr>
+        <w:t xml:space="preserve">, K., </w:t>
+      </w:r>
+      <w:r>
+        <w:rPr>
+          <w:b/>
+          <w:szCs w:val="20"/>
+        </w:rPr>
+        <w:t>Leenaerts, N.</w:t>
+      </w:r>
+      <w:r>
+        <w:rPr>
+          <w:szCs w:val="20"/>
+        </w:rPr>
+        <w:t xml:space="preserve">, </w:t>
+      </w:r>
+      <w:proofErr w:type="spellStart"/>
+      <w:r>
+        <w:rPr>
+          <w:szCs w:val="20"/>
+        </w:rPr>
+        <w:t>Acsai</w:t>
+      </w:r>
+      <w:proofErr w:type="spellEnd"/>
+      <w:r>
+        <w:rPr>
+          <w:szCs w:val="20"/>
+        </w:rPr>
+        <w:t xml:space="preserve">, K., </w:t>
+      </w:r>
+      <w:proofErr w:type="spellStart"/>
+      <w:r>
+        <w:rPr>
+          <w:szCs w:val="20"/>
+        </w:rPr>
+        <w:t>Sebe</w:t>
+      </w:r>
+      <w:proofErr w:type="spellEnd"/>
+      <w:r>
+        <w:rPr>
+          <w:szCs w:val="20"/>
+        </w:rPr>
+        <w:t xml:space="preserve">, B., </w:t>
+      </w:r>
+      <w:proofErr w:type="spellStart"/>
+      <w:r>
+        <w:rPr>
+          <w:szCs w:val="20"/>
+        </w:rPr>
+        <w:t>Laszlovszky</w:t>
+      </w:r>
+      <w:proofErr w:type="spellEnd"/>
+      <w:r>
+        <w:rPr>
+          <w:szCs w:val="20"/>
+        </w:rPr>
+        <w:t xml:space="preserve">, I., </w:t>
+      </w:r>
+      <w:proofErr w:type="spellStart"/>
+      <w:r>
+        <w:rPr>
+          <w:szCs w:val="20"/>
+        </w:rPr>
+        <w:t>Barabassy</w:t>
+      </w:r>
+      <w:proofErr w:type="spellEnd"/>
+      <w:r>
+        <w:rPr>
+          <w:szCs w:val="20"/>
+        </w:rPr>
+        <w:t xml:space="preserve">, A., . . . </w:t>
+      </w:r>
+      <w:proofErr w:type="spellStart"/>
+      <w:r>
+        <w:rPr>
+          <w:szCs w:val="20"/>
+        </w:rPr>
+        <w:t>Correll</w:t>
+      </w:r>
+      <w:proofErr w:type="spellEnd"/>
+      <w:r>
+        <w:rPr>
+          <w:szCs w:val="20"/>
+        </w:rPr>
+        <w:t xml:space="preserve">, C. U. (2021). Disentangling the symptoms of schizophrenia: Network analysis in acute phase patients and in patients with predominant negative symptoms. European Psychiatry, 65(1), 10 pages. </w:t>
+      </w:r>
+      <w:proofErr w:type="gramStart"/>
+      <w:r>
+        <w:rPr>
+          <w:szCs w:val="20"/>
+        </w:rPr>
+        <w:t>doi:10.1192/j.eurpsy</w:t>
+      </w:r>
+      <w:proofErr w:type="gramEnd"/>
+      <w:r>
+        <w:rPr>
+          <w:szCs w:val="20"/>
+        </w:rPr>
+        <w:t>.2021.2241</w:t>
+      </w:r>
+    </w:p>
+    <w:p>
+      <w:pPr>
+        <w:pStyle w:val="ListParagraph"/>
+        <w:rPr>
+          <w:szCs w:val="20"/>
+        </w:rPr>
+      </w:pPr>
+    </w:p>
+    <w:p>
+      <w:pPr>
+        <w:pStyle w:val="ListParagraph"/>
+        <w:numPr>
+          <w:ilvl w:val="0"/>
+          <w:numId w:val="1"/>
+        </w:numPr>
+        <w:rPr>
+          <w:szCs w:val="20"/>
+        </w:rPr>
+      </w:pPr>
+      <w:r>
+        <w:rPr>
+          <w:b/>
+          <w:szCs w:val="20"/>
+          <w:lang w:val="nl-NL"/>
+        </w:rPr>
         <w:t>Leenaerts, N.</w:t>
       </w:r>
       <w:r>
@@ -4839,112 +5336,15 @@
       </w:pPr>
       <w:r>
         <w:rPr>
+          <w:szCs w:val="20"/>
+        </w:rPr>
+        <w:t xml:space="preserve">Fisher, A. J., </w:t>
+      </w:r>
+      <w:r>
+        <w:rPr>
           <w:b/>
           <w:szCs w:val="20"/>
         </w:rPr>
-        <w:t>Leenaerts, N.</w:t>
-      </w:r>
-      <w:r>
-        <w:rPr>
-          <w:szCs w:val="20"/>
-        </w:rPr>
-        <w:t xml:space="preserve">, Ceccarini, J., Weygandt, M., Sunaert, S., </w:t>
-      </w:r>
-      <w:proofErr w:type="spellStart"/>
-      <w:r>
-        <w:rPr>
-          <w:szCs w:val="20"/>
-        </w:rPr>
-        <w:t>Vrieze</w:t>
-      </w:r>
-      <w:proofErr w:type="spellEnd"/>
-      <w:r>
-        <w:rPr>
-          <w:szCs w:val="20"/>
-        </w:rPr>
-        <w:t xml:space="preserve">, E. (2022). The effect of stress on delay discounting in bulimia nervosa and alcohol use disorder: a functional magnetic resonance imaging </w:t>
-      </w:r>
-      <w:proofErr w:type="gramStart"/>
-      <w:r>
-        <w:rPr>
-          <w:szCs w:val="20"/>
-        </w:rPr>
-        <w:t>study..</w:t>
-      </w:r>
-      <w:proofErr w:type="gramEnd"/>
-      <w:r>
-        <w:rPr>
-          <w:szCs w:val="20"/>
-        </w:rPr>
-        <w:t xml:space="preserve"> </w:t>
-      </w:r>
-      <w:proofErr w:type="spellStart"/>
-      <w:r>
-        <w:rPr>
-          <w:szCs w:val="20"/>
-        </w:rPr>
-        <w:t>PsyArXiv</w:t>
-      </w:r>
-      <w:proofErr w:type="spellEnd"/>
-      <w:r>
-        <w:rPr>
-          <w:szCs w:val="20"/>
-        </w:rPr>
-        <w:t xml:space="preserve">. </w:t>
-      </w:r>
-      <w:proofErr w:type="spellStart"/>
-      <w:r>
-        <w:rPr>
-          <w:szCs w:val="20"/>
-        </w:rPr>
-        <w:t>doi</w:t>
-      </w:r>
-      <w:proofErr w:type="spellEnd"/>
-      <w:r>
-        <w:rPr>
-          <w:szCs w:val="20"/>
-        </w:rPr>
-        <w:t>: 10.31234/osf.io/</w:t>
-      </w:r>
-      <w:proofErr w:type="spellStart"/>
-      <w:r>
-        <w:rPr>
-          <w:szCs w:val="20"/>
-        </w:rPr>
-        <w:t>cvqpk</w:t>
-      </w:r>
-      <w:proofErr w:type="spellEnd"/>
-    </w:p>
-    <w:p>
-      <w:pPr>
-        <w:pStyle w:val="ListParagraph"/>
-        <w:rPr>
-          <w:sz w:val="24"/>
-        </w:rPr>
-      </w:pPr>
-    </w:p>
-    <w:p>
-      <w:pPr>
-        <w:pStyle w:val="ListParagraph"/>
-        <w:numPr>
-          <w:ilvl w:val="0"/>
-          <w:numId w:val="3"/>
-        </w:numPr>
-        <w:rPr>
-          <w:szCs w:val="20"/>
-        </w:rPr>
-      </w:pPr>
-      <w:r>
-        <w:rPr>
-          <w:szCs w:val="20"/>
-        </w:rPr>
-        <w:t xml:space="preserve">Fisher, A. J., </w:t>
-      </w:r>
-      <w:r>
-        <w:rPr>
-          <w:b/>
-          <w:szCs w:val="20"/>
-        </w:rPr>
         <w:t>Leenaerts, N.,</w:t>
       </w:r>
       <w:r>
@@ -4953,7 +5353,7 @@
         </w:rPr>
         <w:t xml:space="preserve"> &amp; Victor, S. E. (2023, September 16). A Logical Approach to Necessity and Sufficiency. </w:t>
       </w:r>
-      <w:hyperlink r:id="rId9" w:history="1">
+      <w:hyperlink r:id="rId8" w:history="1">
         <w:r>
           <w:rPr>
             <w:szCs w:val="20"/>
@@ -4962,68 +5362,270 @@
         </w:r>
       </w:hyperlink>
     </w:p>
+    <w:p/>
     <w:p>
       <w:pPr>
-        <w:rPr>
-          <w:szCs w:val="20"/>
-        </w:rPr>
-      </w:pPr>
+        <w:pBdr>
+          <w:bottom w:val="single" w:sz="6" w:space="1" w:color="auto"/>
+        </w:pBdr>
+        <w:rPr>
+          <w:b/>
+          <w:sz w:val="36"/>
+          <w:szCs w:val="36"/>
+        </w:rPr>
+      </w:pPr>
+      <w:r>
+        <w:rPr>
+          <w:b/>
+          <w:sz w:val="36"/>
+          <w:szCs w:val="36"/>
+        </w:rPr>
+        <w:t>ABSTRACTS</w:t>
+      </w:r>
+      <w:r>
+        <w:rPr>
+          <w:b/>
+          <w:sz w:val="36"/>
+          <w:szCs w:val="36"/>
+        </w:rPr>
+        <w:t xml:space="preserve">, </w:t>
+      </w:r>
+      <w:r>
+        <w:rPr>
+          <w:b/>
+          <w:sz w:val="36"/>
+          <w:szCs w:val="36"/>
+        </w:rPr>
+        <w:t>PRESENTATIONS</w:t>
+      </w:r>
+      <w:r>
+        <w:rPr>
+          <w:b/>
+          <w:sz w:val="36"/>
+          <w:szCs w:val="36"/>
+        </w:rPr>
+        <w:t xml:space="preserve">, AND </w:t>
+      </w:r>
+      <w:r>
+        <w:rPr>
+          <w:b/>
+          <w:sz w:val="36"/>
+          <w:szCs w:val="36"/>
+        </w:rPr>
+        <w:t>POSTERS</w:t>
+      </w:r>
     </w:p>
     <w:p/>
     <w:p>
       <w:pPr>
-        <w:pBdr>
-          <w:bottom w:val="single" w:sz="6" w:space="1" w:color="auto"/>
-        </w:pBdr>
+        <w:pStyle w:val="ListParagraph"/>
+        <w:numPr>
+          <w:ilvl w:val="0"/>
+          <w:numId w:val="2"/>
+        </w:numPr>
+        <w:rPr>
+          <w:szCs w:val="20"/>
+        </w:rPr>
+      </w:pPr>
+      <w:r>
         <w:rPr>
           <w:b/>
-          <w:sz w:val="36"/>
-          <w:szCs w:val="36"/>
-        </w:rPr>
-      </w:pPr>
+          <w:szCs w:val="20"/>
+        </w:rPr>
+        <w:t>Leenaerts N.</w:t>
+      </w:r>
+      <w:r>
+        <w:rPr>
+          <w:szCs w:val="20"/>
+        </w:rPr>
+        <w:t xml:space="preserve">, </w:t>
+      </w:r>
+      <w:r>
+        <w:rPr>
+          <w:szCs w:val="20"/>
+        </w:rPr>
+        <w:t xml:space="preserve">Goldstein S., </w:t>
+      </w:r>
+      <w:r>
+        <w:rPr>
+          <w:szCs w:val="20"/>
+        </w:rPr>
+        <w:t>Coughlin</w:t>
+      </w:r>
+      <w:r>
+        <w:rPr>
+          <w:szCs w:val="20"/>
+        </w:rPr>
+        <w:t xml:space="preserve"> L.,</w:t>
+      </w:r>
+      <w:r>
+        <w:rPr>
+          <w:szCs w:val="20"/>
+        </w:rPr>
+        <w:t xml:space="preserve"> Thomas</w:t>
+      </w:r>
+      <w:r>
+        <w:rPr>
+          <w:szCs w:val="20"/>
+        </w:rPr>
+        <w:t xml:space="preserve"> </w:t>
+      </w:r>
+      <w:r>
+        <w:rPr>
+          <w:szCs w:val="20"/>
+        </w:rPr>
+        <w:t>J. G.</w:t>
+      </w:r>
+      <w:r>
+        <w:rPr>
+          <w:szCs w:val="20"/>
+        </w:rPr>
+        <w:t xml:space="preserve">, Wing R.R., Zhang F., </w:t>
+      </w:r>
+      <w:proofErr w:type="spellStart"/>
+      <w:r>
+        <w:rPr>
+          <w:szCs w:val="20"/>
+        </w:rPr>
+        <w:t>Klasnja</w:t>
+      </w:r>
+      <w:proofErr w:type="spellEnd"/>
+      <w:r>
+        <w:rPr>
+          <w:szCs w:val="20"/>
+        </w:rPr>
+        <w:t xml:space="preserve"> P., Hoover A., Murphy S. </w:t>
+      </w:r>
+      <w:r>
+        <w:rPr>
+          <w:szCs w:val="20"/>
+        </w:rPr>
+        <w:t xml:space="preserve"> </w:t>
+      </w:r>
+      <w:r>
+        <w:rPr>
+          <w:szCs w:val="20"/>
+        </w:rPr>
+        <w:t xml:space="preserve">(2025). </w:t>
+      </w:r>
+      <w:r>
+        <w:rPr>
+          <w:bCs/>
+          <w:szCs w:val="20"/>
+        </w:rPr>
+        <w:t>Improving Just-In-Time Adaptive Interventions for Overweight and Obesity</w:t>
+      </w:r>
+      <w:r>
+        <w:rPr>
+          <w:szCs w:val="20"/>
+        </w:rPr>
+        <w:t xml:space="preserve">. Technology </w:t>
+      </w:r>
+      <w:proofErr w:type="gramStart"/>
+      <w:r>
+        <w:rPr>
+          <w:szCs w:val="20"/>
+        </w:rPr>
+        <w:t>In</w:t>
+      </w:r>
+      <w:proofErr w:type="gramEnd"/>
+      <w:r>
+        <w:rPr>
+          <w:szCs w:val="20"/>
+        </w:rPr>
+        <w:t xml:space="preserve"> Psychiatry Summit. Online.</w:t>
+      </w:r>
+    </w:p>
+    <w:p>
+      <w:pPr>
+        <w:pStyle w:val="ListParagraph"/>
+        <w:rPr>
+          <w:szCs w:val="20"/>
+        </w:rPr>
+      </w:pPr>
+    </w:p>
+    <w:p>
+      <w:pPr>
+        <w:pStyle w:val="ListParagraph"/>
+        <w:numPr>
+          <w:ilvl w:val="0"/>
+          <w:numId w:val="2"/>
+        </w:numPr>
+        <w:rPr>
+          <w:szCs w:val="20"/>
+        </w:rPr>
+      </w:pPr>
+      <w:r>
+        <w:rPr>
+          <w:szCs w:val="20"/>
+          <w:lang w:val="nl-BE"/>
+        </w:rPr>
+        <w:t xml:space="preserve">De Schuyteneer E., </w:t>
+      </w:r>
       <w:r>
         <w:rPr>
           <w:b/>
-          <w:sz w:val="36"/>
-          <w:szCs w:val="36"/>
-        </w:rPr>
-        <w:lastRenderedPageBreak/>
-        <w:t>ABSTRACTS</w:t>
-      </w:r>
-      <w:r>
-        <w:rPr>
-          <w:b/>
-          <w:sz w:val="36"/>
-          <w:szCs w:val="36"/>
+          <w:szCs w:val="20"/>
+          <w:lang w:val="nl-BE"/>
+        </w:rPr>
+        <w:t>Leenaerts N.</w:t>
+      </w:r>
+      <w:r>
+        <w:rPr>
+          <w:szCs w:val="20"/>
+          <w:lang w:val="nl-BE"/>
+        </w:rPr>
+        <w:t xml:space="preserve">, Vrieze E., Meule A., Kolar D., Wuttke E., Voderholzer U. (2025).  </w:t>
+      </w:r>
+      <w:r>
+        <w:rPr>
+          <w:szCs w:val="20"/>
+        </w:rPr>
+        <w:t>Developing a clinical prediction model for persistent depressive symptoms after treatment of eating disorders</w:t>
+      </w:r>
+      <w:r>
+        <w:rPr>
+          <w:szCs w:val="20"/>
+        </w:rPr>
+        <w:t xml:space="preserve">. </w:t>
+      </w:r>
+      <w:r>
+        <w:rPr>
+          <w:szCs w:val="20"/>
+        </w:rPr>
+        <w:t xml:space="preserve">Eating Disorders Research Society. </w:t>
+      </w:r>
+      <w:r>
+        <w:rPr>
+          <w:szCs w:val="20"/>
+        </w:rPr>
+        <w:t>Newport Beach</w:t>
+      </w:r>
+      <w:r>
+        <w:rPr>
+          <w:szCs w:val="20"/>
         </w:rPr>
         <w:t xml:space="preserve">, </w:t>
       </w:r>
       <w:r>
         <w:rPr>
-          <w:b/>
-          <w:sz w:val="36"/>
-          <w:szCs w:val="36"/>
-        </w:rPr>
-        <w:t>PRESENTATIONS</w:t>
-      </w:r>
-      <w:r>
-        <w:rPr>
-          <w:b/>
-          <w:sz w:val="36"/>
-          <w:szCs w:val="36"/>
-        </w:rPr>
-        <w:t xml:space="preserve">, AND </w:t>
-      </w:r>
-      <w:r>
-        <w:rPr>
-          <w:b/>
-          <w:sz w:val="36"/>
-          <w:szCs w:val="36"/>
-        </w:rPr>
-        <w:t>POSTERS</w:t>
+          <w:szCs w:val="20"/>
+        </w:rPr>
+        <w:t>USA.</w:t>
       </w:r>
     </w:p>
-    <w:p/>
+    <w:p>
+      <w:pPr>
+        <w:pStyle w:val="ListParagraph"/>
+        <w:autoSpaceDE w:val="0"/>
+        <w:autoSpaceDN w:val="0"/>
+        <w:adjustRightInd w:val="0"/>
+        <w:spacing w:after="160"/>
+        <w:rPr>
+          <w:szCs w:val="20"/>
+        </w:rPr>
+      </w:pPr>
+    </w:p>
     <w:p>
       <w:pPr>
         <w:pStyle w:val="ListParagraph"/>
@@ -5064,7 +5666,7 @@
         <w:rPr>
           <w:szCs w:val="20"/>
         </w:rPr>
-        <w:t xml:space="preserve">In Eating Disorders Research Society. </w:t>
+        <w:t xml:space="preserve">Eating Disorders Research Society. </w:t>
       </w:r>
       <w:proofErr w:type="spellStart"/>
       <w:r>
@@ -5334,6 +5936,17 @@
     </w:p>
     <w:p>
       <w:pPr>
+        <w:autoSpaceDE w:val="0"/>
+        <w:autoSpaceDN w:val="0"/>
+        <w:adjustRightInd w:val="0"/>
+        <w:spacing w:after="160"/>
+        <w:rPr>
+          <w:szCs w:val="20"/>
+        </w:rPr>
+      </w:pPr>
+    </w:p>
+    <w:p>
+      <w:pPr>
         <w:pStyle w:val="ListParagraph"/>
         <w:numPr>
           <w:ilvl w:val="0"/>
@@ -5353,6 +5966,7 @@
           <w:szCs w:val="20"/>
           <w:lang w:val="nl-NL"/>
         </w:rPr>
+        <w:lastRenderedPageBreak/>
         <w:t>Leenaerts, N.</w:t>
       </w:r>
       <w:r>
@@ -5920,7 +6534,6 @@
           <w:szCs w:val="20"/>
           <w:lang w:val="nl-NL"/>
         </w:rPr>
-        <w:lastRenderedPageBreak/>
         <w:t>Leenaerts, N.</w:t>
       </w:r>
       <w:r>
@@ -5996,7 +6609,7 @@
           <w:szCs w:val="20"/>
         </w:rPr>
       </w:pPr>
-      <w:hyperlink r:id="rId10" w:history="1">
+      <w:hyperlink r:id="rId9" w:history="1">
         <w:r>
           <w:rPr>
             <w:rStyle w:val="Hyperlink"/>
@@ -6043,7 +6656,7 @@
           <w:szCs w:val="20"/>
         </w:rPr>
       </w:pPr>
-      <w:hyperlink r:id="rId11" w:history="1">
+      <w:hyperlink r:id="rId10" w:history="1">
         <w:r>
           <w:rPr>
             <w:rStyle w:val="Hyperlink"/>
@@ -6069,6 +6682,47 @@
     </w:p>
     <w:p>
       <w:pPr>
+        <w:pStyle w:val="ListParagraph"/>
+        <w:numPr>
+          <w:ilvl w:val="0"/>
+          <w:numId w:val="4"/>
+        </w:numPr>
+        <w:rPr>
+          <w:szCs w:val="20"/>
+        </w:rPr>
+      </w:pPr>
+      <w:hyperlink r:id="rId11" w:history="1">
+        <w:r>
+          <w:rPr>
+            <w:rStyle w:val="Hyperlink"/>
+            <w:szCs w:val="20"/>
+          </w:rPr>
+          <w:t>https://github.com/nicolasleenaerts/setweaver</w:t>
+        </w:r>
+      </w:hyperlink>
+      <w:r>
+        <w:rPr>
+          <w:szCs w:val="20"/>
+        </w:rPr>
+        <w:t xml:space="preserve">: </w:t>
+      </w:r>
+      <w:r>
+        <w:rPr>
+          <w:szCs w:val="20"/>
+        </w:rPr>
+        <w:t>R package designed to help users create sets of variables based on a mutual information approach</w:t>
+      </w:r>
+    </w:p>
+    <w:p>
+      <w:pPr>
+        <w:pStyle w:val="ListParagraph"/>
+        <w:rPr>
+          <w:szCs w:val="20"/>
+        </w:rPr>
+      </w:pPr>
+    </w:p>
+    <w:p>
+      <w:pPr>
         <w:pBdr>
           <w:bottom w:val="single" w:sz="6" w:space="1" w:color="auto"/>
         </w:pBdr>
@@ -6128,17 +6782,6 @@
     </w:p>
     <w:p>
       <w:pPr>
-        <w:autoSpaceDE w:val="0"/>
-        <w:autoSpaceDN w:val="0"/>
-        <w:adjustRightInd w:val="0"/>
-        <w:spacing w:after="160"/>
-        <w:rPr>
-          <w:szCs w:val="20"/>
-        </w:rPr>
-      </w:pPr>
-    </w:p>
-    <w:p>
-      <w:pPr>
         <w:pBdr>
           <w:bottom w:val="single" w:sz="6" w:space="1" w:color="auto"/>
         </w:pBdr>
@@ -6154,6 +6797,7 @@
           <w:sz w:val="36"/>
           <w:szCs w:val="36"/>
         </w:rPr>
+        <w:lastRenderedPageBreak/>
         <w:t>MENTORING</w:t>
       </w:r>
     </w:p>
@@ -6166,6 +6810,230 @@
         <w:gridCol w:w="1838"/>
         <w:gridCol w:w="7172"/>
       </w:tblGrid>
+      <w:tr>
+        <w:tc>
+          <w:tcPr>
+            <w:tcW w:w="1838" w:type="dxa"/>
+          </w:tcPr>
+          <w:p/>
+        </w:tc>
+        <w:tc>
+          <w:tcPr>
+            <w:tcW w:w="7172" w:type="dxa"/>
+          </w:tcPr>
+          <w:p>
+            <w:pPr>
+              <w:rPr>
+                <w:b/>
+              </w:rPr>
+            </w:pPr>
+          </w:p>
+        </w:tc>
+      </w:tr>
+      <w:tr>
+        <w:tc>
+          <w:tcPr>
+            <w:tcW w:w="1838" w:type="dxa"/>
+          </w:tcPr>
+          <w:p>
+            <w:r>
+              <w:t>2025-Ongoing</w:t>
+            </w:r>
+          </w:p>
+        </w:tc>
+        <w:tc>
+          <w:tcPr>
+            <w:tcW w:w="7172" w:type="dxa"/>
+          </w:tcPr>
+          <w:p>
+            <w:pPr>
+              <w:rPr>
+                <w:b/>
+              </w:rPr>
+            </w:pPr>
+            <w:r>
+              <w:rPr>
+                <w:b/>
+              </w:rPr>
+              <w:t xml:space="preserve">Edward Peuskens </w:t>
+            </w:r>
+            <w:r>
+              <w:rPr>
+                <w:sz w:val="20"/>
+                <w:szCs w:val="20"/>
+              </w:rPr>
+              <w:t xml:space="preserve">(Role: </w:t>
+            </w:r>
+            <w:r>
+              <w:rPr>
+                <w:sz w:val="20"/>
+                <w:szCs w:val="20"/>
+              </w:rPr>
+              <w:t>Co-promotor</w:t>
+            </w:r>
+            <w:r>
+              <w:rPr>
+                <w:sz w:val="20"/>
+                <w:szCs w:val="20"/>
+              </w:rPr>
+              <w:t>)</w:t>
+            </w:r>
+          </w:p>
+          <w:p>
+            <w:pPr>
+              <w:rPr>
+                <w:sz w:val="20"/>
+                <w:szCs w:val="20"/>
+              </w:rPr>
+            </w:pPr>
+            <w:r>
+              <w:rPr>
+                <w:sz w:val="20"/>
+                <w:szCs w:val="20"/>
+              </w:rPr>
+              <w:t xml:space="preserve">Master of Science in </w:t>
+            </w:r>
+            <w:r>
+              <w:rPr>
+                <w:sz w:val="20"/>
+                <w:szCs w:val="20"/>
+              </w:rPr>
+              <w:t>Medicine</w:t>
+            </w:r>
+            <w:r>
+              <w:rPr>
+                <w:sz w:val="20"/>
+                <w:szCs w:val="20"/>
+              </w:rPr>
+              <w:t>, KU Leuven</w:t>
+            </w:r>
+          </w:p>
+          <w:p>
+            <w:pPr>
+              <w:rPr>
+                <w:b/>
+              </w:rPr>
+            </w:pPr>
+          </w:p>
+        </w:tc>
+      </w:tr>
+      <w:tr>
+        <w:tc>
+          <w:tcPr>
+            <w:tcW w:w="1838" w:type="dxa"/>
+          </w:tcPr>
+          <w:p>
+            <w:r>
+              <w:t>2025-Ongoing</w:t>
+            </w:r>
+          </w:p>
+        </w:tc>
+        <w:tc>
+          <w:tcPr>
+            <w:tcW w:w="7172" w:type="dxa"/>
+          </w:tcPr>
+          <w:p>
+            <w:pPr>
+              <w:rPr>
+                <w:b/>
+              </w:rPr>
+            </w:pPr>
+            <w:r>
+              <w:rPr>
+                <w:b/>
+              </w:rPr>
+              <w:t>Hannah</w:t>
+            </w:r>
+            <w:r>
+              <w:rPr>
+                <w:b/>
+              </w:rPr>
+              <w:t xml:space="preserve"> </w:t>
+            </w:r>
+            <w:r>
+              <w:rPr>
+                <w:b/>
+              </w:rPr>
+              <w:t>Bogae</w:t>
+            </w:r>
+            <w:r>
+              <w:rPr>
+                <w:b/>
+              </w:rPr>
+              <w:t>r</w:t>
+            </w:r>
+            <w:r>
+              <w:rPr>
+                <w:b/>
+              </w:rPr>
+              <w:t>ts</w:t>
+            </w:r>
+            <w:r>
+              <w:rPr>
+                <w:b/>
+              </w:rPr>
+              <w:t xml:space="preserve"> </w:t>
+            </w:r>
+            <w:r>
+              <w:rPr>
+                <w:sz w:val="20"/>
+                <w:szCs w:val="20"/>
+              </w:rPr>
+              <w:t xml:space="preserve">(Role: </w:t>
+            </w:r>
+            <w:r>
+              <w:rPr>
+                <w:sz w:val="20"/>
+                <w:szCs w:val="20"/>
+              </w:rPr>
+              <w:t>Co-promotor</w:t>
+            </w:r>
+            <w:r>
+              <w:rPr>
+                <w:sz w:val="20"/>
+                <w:szCs w:val="20"/>
+              </w:rPr>
+              <w:t>)</w:t>
+            </w:r>
+          </w:p>
+          <w:p>
+            <w:pPr>
+              <w:rPr>
+                <w:sz w:val="20"/>
+                <w:szCs w:val="20"/>
+              </w:rPr>
+            </w:pPr>
+            <w:r>
+              <w:rPr>
+                <w:sz w:val="20"/>
+                <w:szCs w:val="20"/>
+              </w:rPr>
+              <w:t xml:space="preserve">Master of Science in </w:t>
+            </w:r>
+            <w:r>
+              <w:rPr>
+                <w:sz w:val="20"/>
+                <w:szCs w:val="20"/>
+              </w:rPr>
+              <w:t>Medicine</w:t>
+            </w:r>
+            <w:r>
+              <w:rPr>
+                <w:sz w:val="20"/>
+                <w:szCs w:val="20"/>
+              </w:rPr>
+              <w:t>, KU Leuven</w:t>
+            </w:r>
+          </w:p>
+          <w:p>
+            <w:pPr>
+              <w:rPr>
+                <w:b/>
+              </w:rPr>
+            </w:pPr>
+          </w:p>
+        </w:tc>
+      </w:tr>
       <w:tr>
         <w:tc>
           <w:tcPr>
@@ -6551,7 +7419,10 @@
           </w:tcPr>
           <w:p>
             <w:r>
-              <w:t>2024-Ongoing</w:t>
+              <w:t>2024-</w:t>
+            </w:r>
+            <w:r>
+              <w:t>2025</w:t>
             </w:r>
           </w:p>
         </w:tc>
@@ -6623,7 +7494,10 @@
           </w:tcPr>
           <w:p>
             <w:r>
-              <w:t>2024-Ongoing</w:t>
+              <w:t>2024-</w:t>
+            </w:r>
+            <w:r>
+              <w:t>2025</w:t>
             </w:r>
           </w:p>
         </w:tc>
@@ -6730,7 +7604,6 @@
           </w:tcPr>
           <w:p>
             <w:r>
-              <w:lastRenderedPageBreak/>
               <w:t>2021</w:t>
             </w:r>
           </w:p>
@@ -7082,6 +7955,7 @@
           </w:tcPr>
           <w:p>
             <w:r>
+              <w:lastRenderedPageBreak/>
               <w:t>2014 - 2016</w:t>
             </w:r>
           </w:p>
@@ -8257,7 +9131,6 @@
   <w:style w:type="character" w:default="1" w:styleId="DefaultParagraphFont">
     <w:name w:val="Default Paragraph Font"/>
     <w:uiPriority w:val="1"/>
-    <w:semiHidden/>
     <w:unhideWhenUsed/>
   </w:style>
   <w:style w:type="table" w:default="1" w:styleId="TableNormal">
@@ -8458,6 +9331,20 @@
       <w:color w:val="auto"/>
       <w:sz w:val="18"/>
       <w:szCs w:val="18"/>
+    </w:rPr>
+  </w:style>
+  <w:style w:type="paragraph" w:styleId="NormalWeb">
+    <w:name w:val="Normal (Web)"/>
+    <w:basedOn w:val="Normal"/>
+    <w:uiPriority w:val="99"/>
+    <w:semiHidden/>
+    <w:unhideWhenUsed/>
+    <w:rsid w:val="00107C8C"/>
+    <w:pPr>
+      <w:spacing w:before="100" w:beforeAutospacing="1" w:after="100" w:afterAutospacing="1"/>
+    </w:pPr>
+    <w:rPr>
+      <w:lang w:eastAsia="ja-JP"/>
     </w:rPr>
   </w:style>
 </w:styles>
